--- a/docs/lab_records/exp1_clustering.docx
+++ b/docs/lab_records/exp1_clustering.docx
@@ -194,7 +194,7 @@
                 <w:b w:val="0"/>
                 <w:sz w:val="22"/>
               </w:rPr>
-              <w:t>25 March 2026</w:t>
+              <w:t>13 April 2026</w:t>
             </w:r>
           </w:p>
         </w:tc>
@@ -1437,6 +1437,3336 @@
           <w:color w:val="FFFFFF"/>
           <w:sz w:val="24"/>
         </w:rPr>
+        <w:t xml:space="preserve">  CODE</w:t>
+      </w:r>
+    </w:p>
+    <w:p>
+      <w:pPr>
+        <w:spacing w:before="0" w:after="0"/>
+        <w:ind w:left="283" w:right="283"/>
+        <w:shd w:val="clear" w:color="auto" w:fill="F2F2F2"/>
+      </w:pPr>
+      <w:r>
+        <w:rPr>
+          <w:rFonts w:ascii="Courier New" w:hAnsi="Courier New"/>
+          <w:color w:val="1A1A1A"/>
+          <w:sz w:val="17"/>
+        </w:rPr>
+        <w:t>"""</w:t>
+      </w:r>
+    </w:p>
+    <w:p>
+      <w:pPr>
+        <w:spacing w:before="0" w:after="0"/>
+        <w:ind w:left="283" w:right="283"/>
+        <w:shd w:val="clear" w:color="auto" w:fill="F2F2F2"/>
+      </w:pPr>
+      <w:r>
+        <w:rPr>
+          <w:rFonts w:ascii="Courier New" w:hAnsi="Courier New"/>
+          <w:color w:val="1A1A1A"/>
+          <w:sz w:val="17"/>
+        </w:rPr>
+        <w:t>Experiment 1: Customer Segmentation via Clustering</w:t>
+      </w:r>
+    </w:p>
+    <w:p>
+      <w:pPr>
+        <w:spacing w:before="0" w:after="0"/>
+        <w:ind w:left="283" w:right="283"/>
+        <w:shd w:val="clear" w:color="auto" w:fill="F2F2F2"/>
+      </w:pPr>
+      <w:r>
+        <w:rPr>
+          <w:rFonts w:ascii="Courier New" w:hAnsi="Courier New"/>
+          <w:color w:val="1A1A1A"/>
+          <w:sz w:val="17"/>
+        </w:rPr>
+        <w:t>===================================================</w:t>
+      </w:r>
+    </w:p>
+    <w:p>
+      <w:pPr>
+        <w:spacing w:before="0" w:after="0"/>
+        <w:ind w:left="283" w:right="283"/>
+        <w:shd w:val="clear" w:color="auto" w:fill="F2F2F2"/>
+      </w:pPr>
+      <w:r>
+        <w:rPr>
+          <w:rFonts w:ascii="Courier New" w:hAnsi="Courier New"/>
+          <w:color w:val="1A1A1A"/>
+          <w:sz w:val="17"/>
+        </w:rPr>
+        <w:t>Predictive: K-Means (k=2..10) with elbow + silhouette, DBSCAN, Agglomerative</w:t>
+      </w:r>
+    </w:p>
+    <w:p>
+      <w:pPr>
+        <w:spacing w:before="0" w:after="0"/>
+        <w:ind w:left="283" w:right="283"/>
+        <w:shd w:val="clear" w:color="auto" w:fill="F2F2F2"/>
+      </w:pPr>
+      <w:r>
+        <w:rPr>
+          <w:rFonts w:ascii="Courier New" w:hAnsi="Courier New"/>
+          <w:color w:val="1A1A1A"/>
+          <w:sz w:val="17"/>
+        </w:rPr>
+        <w:t>Prescriptive: Cluster-level marketing strategy profiles</w:t>
+      </w:r>
+    </w:p>
+    <w:p>
+      <w:pPr>
+        <w:spacing w:before="0" w:after="0"/>
+        <w:ind w:left="283" w:right="283"/>
+        <w:shd w:val="clear" w:color="auto" w:fill="F2F2F2"/>
+      </w:pPr>
+      <w:r>
+        <w:rPr>
+          <w:rFonts w:ascii="Courier New" w:hAnsi="Courier New"/>
+          <w:color w:val="1A1A1A"/>
+          <w:sz w:val="17"/>
+        </w:rPr>
+        <w:t>"""</w:t>
+      </w:r>
+    </w:p>
+    <w:p>
+      <w:pPr>
+        <w:spacing w:before="0" w:after="0"/>
+        <w:ind w:left="283" w:right="283"/>
+        <w:shd w:val="clear" w:color="auto" w:fill="F2F2F2"/>
+      </w:pPr>
+      <w:r>
+        <w:rPr>
+          <w:rFonts w:ascii="Courier New" w:hAnsi="Courier New"/>
+          <w:color w:val="1A1A1A"/>
+          <w:sz w:val="17"/>
+        </w:rPr>
+        <w:t xml:space="preserve"> </w:t>
+      </w:r>
+    </w:p>
+    <w:p>
+      <w:pPr>
+        <w:spacing w:before="0" w:after="0"/>
+        <w:ind w:left="283" w:right="283"/>
+        <w:shd w:val="clear" w:color="auto" w:fill="F2F2F2"/>
+      </w:pPr>
+      <w:r>
+        <w:rPr>
+          <w:rFonts w:ascii="Courier New" w:hAnsi="Courier New"/>
+          <w:color w:val="1A1A1A"/>
+          <w:sz w:val="17"/>
+        </w:rPr>
+        <w:t xml:space="preserve"> </w:t>
+      </w:r>
+    </w:p>
+    <w:p>
+      <w:pPr>
+        <w:spacing w:before="0" w:after="0"/>
+        <w:ind w:left="283" w:right="283"/>
+        <w:shd w:val="clear" w:color="auto" w:fill="F2F2F2"/>
+      </w:pPr>
+      <w:r>
+        <w:rPr>
+          <w:rFonts w:ascii="Courier New" w:hAnsi="Courier New"/>
+          <w:color w:val="1A1A1A"/>
+          <w:sz w:val="17"/>
+        </w:rPr>
+        <w:t>import argparse</w:t>
+      </w:r>
+    </w:p>
+    <w:p>
+      <w:pPr>
+        <w:spacing w:before="0" w:after="0"/>
+        <w:ind w:left="283" w:right="283"/>
+        <w:shd w:val="clear" w:color="auto" w:fill="F2F2F2"/>
+      </w:pPr>
+      <w:r>
+        <w:rPr>
+          <w:rFonts w:ascii="Courier New" w:hAnsi="Courier New"/>
+          <w:color w:val="1A1A1A"/>
+          <w:sz w:val="17"/>
+        </w:rPr>
+        <w:t>import json</w:t>
+      </w:r>
+    </w:p>
+    <w:p>
+      <w:pPr>
+        <w:spacing w:before="0" w:after="0"/>
+        <w:ind w:left="283" w:right="283"/>
+        <w:shd w:val="clear" w:color="auto" w:fill="F2F2F2"/>
+      </w:pPr>
+      <w:r>
+        <w:rPr>
+          <w:rFonts w:ascii="Courier New" w:hAnsi="Courier New"/>
+          <w:color w:val="1A1A1A"/>
+          <w:sz w:val="17"/>
+        </w:rPr>
+        <w:t>import os</w:t>
+      </w:r>
+    </w:p>
+    <w:p>
+      <w:pPr>
+        <w:spacing w:before="0" w:after="0"/>
+        <w:ind w:left="283" w:right="283"/>
+        <w:shd w:val="clear" w:color="auto" w:fill="F2F2F2"/>
+      </w:pPr>
+      <w:r>
+        <w:rPr>
+          <w:rFonts w:ascii="Courier New" w:hAnsi="Courier New"/>
+          <w:color w:val="1A1A1A"/>
+          <w:sz w:val="17"/>
+        </w:rPr>
+        <w:t>import sys</w:t>
+      </w:r>
+    </w:p>
+    <w:p>
+      <w:pPr>
+        <w:spacing w:before="0" w:after="0"/>
+        <w:ind w:left="283" w:right="283"/>
+        <w:shd w:val="clear" w:color="auto" w:fill="F2F2F2"/>
+      </w:pPr>
+      <w:r>
+        <w:rPr>
+          <w:rFonts w:ascii="Courier New" w:hAnsi="Courier New"/>
+          <w:color w:val="1A1A1A"/>
+          <w:sz w:val="17"/>
+        </w:rPr>
+        <w:t>import warnings</w:t>
+      </w:r>
+    </w:p>
+    <w:p>
+      <w:pPr>
+        <w:spacing w:before="0" w:after="0"/>
+        <w:ind w:left="283" w:right="283"/>
+        <w:shd w:val="clear" w:color="auto" w:fill="F2F2F2"/>
+      </w:pPr>
+      <w:r>
+        <w:rPr>
+          <w:rFonts w:ascii="Courier New" w:hAnsi="Courier New"/>
+          <w:color w:val="1A1A1A"/>
+          <w:sz w:val="17"/>
+        </w:rPr>
+        <w:t>from pathlib import Path</w:t>
+      </w:r>
+    </w:p>
+    <w:p>
+      <w:pPr>
+        <w:spacing w:before="0" w:after="0"/>
+        <w:ind w:left="283" w:right="283"/>
+        <w:shd w:val="clear" w:color="auto" w:fill="F2F2F2"/>
+      </w:pPr>
+      <w:r>
+        <w:rPr>
+          <w:rFonts w:ascii="Courier New" w:hAnsi="Courier New"/>
+          <w:color w:val="1A1A1A"/>
+          <w:sz w:val="17"/>
+        </w:rPr>
+        <w:t xml:space="preserve"> </w:t>
+      </w:r>
+    </w:p>
+    <w:p>
+      <w:pPr>
+        <w:spacing w:before="0" w:after="0"/>
+        <w:ind w:left="283" w:right="283"/>
+        <w:shd w:val="clear" w:color="auto" w:fill="F2F2F2"/>
+      </w:pPr>
+      <w:r>
+        <w:rPr>
+          <w:rFonts w:ascii="Courier New" w:hAnsi="Courier New"/>
+          <w:color w:val="1A1A1A"/>
+          <w:sz w:val="17"/>
+        </w:rPr>
+        <w:t>import matplotlib</w:t>
+      </w:r>
+    </w:p>
+    <w:p>
+      <w:pPr>
+        <w:spacing w:before="0" w:after="0"/>
+        <w:ind w:left="283" w:right="283"/>
+        <w:shd w:val="clear" w:color="auto" w:fill="F2F2F2"/>
+      </w:pPr>
+      <w:r>
+        <w:rPr>
+          <w:rFonts w:ascii="Courier New" w:hAnsi="Courier New"/>
+          <w:color w:val="1A1A1A"/>
+          <w:sz w:val="17"/>
+        </w:rPr>
+        <w:t>matplotlib.use("Agg")</w:t>
+      </w:r>
+    </w:p>
+    <w:p>
+      <w:pPr>
+        <w:spacing w:before="0" w:after="0"/>
+        <w:ind w:left="283" w:right="283"/>
+        <w:shd w:val="clear" w:color="auto" w:fill="F2F2F2"/>
+      </w:pPr>
+      <w:r>
+        <w:rPr>
+          <w:rFonts w:ascii="Courier New" w:hAnsi="Courier New"/>
+          <w:color w:val="1A1A1A"/>
+          <w:sz w:val="17"/>
+        </w:rPr>
+        <w:t>import matplotlib.pyplot as plt</w:t>
+      </w:r>
+    </w:p>
+    <w:p>
+      <w:pPr>
+        <w:spacing w:before="0" w:after="0"/>
+        <w:ind w:left="283" w:right="283"/>
+        <w:shd w:val="clear" w:color="auto" w:fill="F2F2F2"/>
+      </w:pPr>
+      <w:r>
+        <w:rPr>
+          <w:rFonts w:ascii="Courier New" w:hAnsi="Courier New"/>
+          <w:color w:val="1A1A1A"/>
+          <w:sz w:val="17"/>
+        </w:rPr>
+        <w:t>import matplotlib.patches as mpatches</w:t>
+      </w:r>
+    </w:p>
+    <w:p>
+      <w:pPr>
+        <w:spacing w:before="0" w:after="0"/>
+        <w:ind w:left="283" w:right="283"/>
+        <w:shd w:val="clear" w:color="auto" w:fill="F2F2F2"/>
+      </w:pPr>
+      <w:r>
+        <w:rPr>
+          <w:rFonts w:ascii="Courier New" w:hAnsi="Courier New"/>
+          <w:color w:val="1A1A1A"/>
+          <w:sz w:val="17"/>
+        </w:rPr>
+        <w:t>import numpy as np</w:t>
+      </w:r>
+    </w:p>
+    <w:p>
+      <w:pPr>
+        <w:spacing w:before="0" w:after="0"/>
+        <w:ind w:left="283" w:right="283"/>
+        <w:shd w:val="clear" w:color="auto" w:fill="F2F2F2"/>
+      </w:pPr>
+      <w:r>
+        <w:rPr>
+          <w:rFonts w:ascii="Courier New" w:hAnsi="Courier New"/>
+          <w:color w:val="1A1A1A"/>
+          <w:sz w:val="17"/>
+        </w:rPr>
+        <w:t>import pandas as pd</w:t>
+      </w:r>
+    </w:p>
+    <w:p>
+      <w:pPr>
+        <w:spacing w:before="0" w:after="0"/>
+        <w:ind w:left="283" w:right="283"/>
+        <w:shd w:val="clear" w:color="auto" w:fill="F2F2F2"/>
+      </w:pPr>
+      <w:r>
+        <w:rPr>
+          <w:rFonts w:ascii="Courier New" w:hAnsi="Courier New"/>
+          <w:color w:val="1A1A1A"/>
+          <w:sz w:val="17"/>
+        </w:rPr>
+        <w:t>from sklearn.cluster import KMeans, DBSCAN, AgglomerativeClustering</w:t>
+      </w:r>
+    </w:p>
+    <w:p>
+      <w:pPr>
+        <w:spacing w:before="0" w:after="0"/>
+        <w:ind w:left="283" w:right="283"/>
+        <w:shd w:val="clear" w:color="auto" w:fill="F2F2F2"/>
+      </w:pPr>
+      <w:r>
+        <w:rPr>
+          <w:rFonts w:ascii="Courier New" w:hAnsi="Courier New"/>
+          <w:color w:val="1A1A1A"/>
+          <w:sz w:val="17"/>
+        </w:rPr>
+        <w:t>from sklearn.decomposition import PCA</w:t>
+      </w:r>
+    </w:p>
+    <w:p>
+      <w:pPr>
+        <w:spacing w:before="0" w:after="0"/>
+        <w:ind w:left="283" w:right="283"/>
+        <w:shd w:val="clear" w:color="auto" w:fill="F2F2F2"/>
+      </w:pPr>
+      <w:r>
+        <w:rPr>
+          <w:rFonts w:ascii="Courier New" w:hAnsi="Courier New"/>
+          <w:color w:val="1A1A1A"/>
+          <w:sz w:val="17"/>
+        </w:rPr>
+        <w:t>from sklearn.metrics import silhouette_score, davies_bouldin_score, calinski_harabasz_score</w:t>
+      </w:r>
+    </w:p>
+    <w:p>
+      <w:pPr>
+        <w:spacing w:before="0" w:after="0"/>
+        <w:ind w:left="283" w:right="283"/>
+        <w:shd w:val="clear" w:color="auto" w:fill="F2F2F2"/>
+      </w:pPr>
+      <w:r>
+        <w:rPr>
+          <w:rFonts w:ascii="Courier New" w:hAnsi="Courier New"/>
+          <w:color w:val="1A1A1A"/>
+          <w:sz w:val="17"/>
+        </w:rPr>
+        <w:t>from sklearn.preprocessing import StandardScaler, LabelEncoder</w:t>
+      </w:r>
+    </w:p>
+    <w:p>
+      <w:pPr>
+        <w:spacing w:before="0" w:after="0"/>
+        <w:ind w:left="283" w:right="283"/>
+        <w:shd w:val="clear" w:color="auto" w:fill="F2F2F2"/>
+      </w:pPr>
+      <w:r>
+        <w:rPr>
+          <w:rFonts w:ascii="Courier New" w:hAnsi="Courier New"/>
+          <w:color w:val="1A1A1A"/>
+          <w:sz w:val="17"/>
+        </w:rPr>
+        <w:t>from sklearn.impute import SimpleImputer</w:t>
+      </w:r>
+    </w:p>
+    <w:p>
+      <w:pPr>
+        <w:spacing w:before="0" w:after="0"/>
+        <w:ind w:left="283" w:right="283"/>
+        <w:shd w:val="clear" w:color="auto" w:fill="F2F2F2"/>
+      </w:pPr>
+      <w:r>
+        <w:rPr>
+          <w:rFonts w:ascii="Courier New" w:hAnsi="Courier New"/>
+          <w:color w:val="1A1A1A"/>
+          <w:sz w:val="17"/>
+        </w:rPr>
+        <w:t xml:space="preserve"> </w:t>
+      </w:r>
+    </w:p>
+    <w:p>
+      <w:pPr>
+        <w:spacing w:before="0" w:after="0"/>
+        <w:ind w:left="283" w:right="283"/>
+        <w:shd w:val="clear" w:color="auto" w:fill="F2F2F2"/>
+      </w:pPr>
+      <w:r>
+        <w:rPr>
+          <w:rFonts w:ascii="Courier New" w:hAnsi="Courier New"/>
+          <w:color w:val="1A1A1A"/>
+          <w:sz w:val="17"/>
+        </w:rPr>
+        <w:t>warnings.filterwarnings("ignore")</w:t>
+      </w:r>
+    </w:p>
+    <w:p>
+      <w:pPr>
+        <w:spacing w:before="0" w:after="0"/>
+        <w:ind w:left="283" w:right="283"/>
+        <w:shd w:val="clear" w:color="auto" w:fill="F2F2F2"/>
+      </w:pPr>
+      <w:r>
+        <w:rPr>
+          <w:rFonts w:ascii="Courier New" w:hAnsi="Courier New"/>
+          <w:color w:val="1A1A1A"/>
+          <w:sz w:val="17"/>
+        </w:rPr>
+        <w:t xml:space="preserve"> </w:t>
+      </w:r>
+    </w:p>
+    <w:p>
+      <w:pPr>
+        <w:spacing w:before="0" w:after="0"/>
+        <w:ind w:left="283" w:right="283"/>
+        <w:shd w:val="clear" w:color="auto" w:fill="F2F2F2"/>
+      </w:pPr>
+      <w:r>
+        <w:rPr>
+          <w:rFonts w:ascii="Courier New" w:hAnsi="Courier New"/>
+          <w:color w:val="1A1A1A"/>
+          <w:sz w:val="17"/>
+        </w:rPr>
+        <w:t># ---------------------------------------------------------------------------</w:t>
+      </w:r>
+    </w:p>
+    <w:p>
+      <w:pPr>
+        <w:spacing w:before="0" w:after="0"/>
+        <w:ind w:left="283" w:right="283"/>
+        <w:shd w:val="clear" w:color="auto" w:fill="F2F2F2"/>
+      </w:pPr>
+      <w:r>
+        <w:rPr>
+          <w:rFonts w:ascii="Courier New" w:hAnsi="Courier New"/>
+          <w:color w:val="1A1A1A"/>
+          <w:sz w:val="17"/>
+        </w:rPr>
+        <w:t># Paths</w:t>
+      </w:r>
+    </w:p>
+    <w:p>
+      <w:pPr>
+        <w:spacing w:before="0" w:after="0"/>
+        <w:ind w:left="283" w:right="283"/>
+        <w:shd w:val="clear" w:color="auto" w:fill="F2F2F2"/>
+      </w:pPr>
+      <w:r>
+        <w:rPr>
+          <w:rFonts w:ascii="Courier New" w:hAnsi="Courier New"/>
+          <w:color w:val="1A1A1A"/>
+          <w:sz w:val="17"/>
+        </w:rPr>
+        <w:t># ---------------------------------------------------------------------------</w:t>
+      </w:r>
+    </w:p>
+    <w:p>
+      <w:pPr>
+        <w:spacing w:before="0" w:after="0"/>
+        <w:ind w:left="283" w:right="283"/>
+        <w:shd w:val="clear" w:color="auto" w:fill="F2F2F2"/>
+      </w:pPr>
+      <w:r>
+        <w:rPr>
+          <w:rFonts w:ascii="Courier New" w:hAnsi="Courier New"/>
+          <w:color w:val="1A1A1A"/>
+          <w:sz w:val="17"/>
+        </w:rPr>
+        <w:t xml:space="preserve"> </w:t>
+      </w:r>
+    </w:p>
+    <w:p>
+      <w:pPr>
+        <w:spacing w:before="0" w:after="0"/>
+        <w:ind w:left="283" w:right="283"/>
+        <w:shd w:val="clear" w:color="auto" w:fill="F2F2F2"/>
+      </w:pPr>
+      <w:r>
+        <w:rPr>
+          <w:rFonts w:ascii="Courier New" w:hAnsi="Courier New"/>
+          <w:color w:val="1A1A1A"/>
+          <w:sz w:val="17"/>
+        </w:rPr>
+        <w:t># ... (helper functions defined above) ...</w:t>
+      </w:r>
+    </w:p>
+    <w:p>
+      <w:pPr>
+        <w:spacing w:before="0" w:after="0"/>
+        <w:ind w:left="283" w:right="283"/>
+        <w:shd w:val="clear" w:color="auto" w:fill="F2F2F2"/>
+      </w:pPr>
+      <w:r>
+        <w:rPr>
+          <w:rFonts w:ascii="Courier New" w:hAnsi="Courier New"/>
+          <w:color w:val="1A1A1A"/>
+          <w:sz w:val="17"/>
+        </w:rPr>
+        <w:t xml:space="preserve"> </w:t>
+      </w:r>
+    </w:p>
+    <w:p>
+      <w:pPr>
+        <w:spacing w:before="0" w:after="0"/>
+        <w:ind w:left="283" w:right="283"/>
+        <w:shd w:val="clear" w:color="auto" w:fill="F2F2F2"/>
+      </w:pPr>
+      <w:r>
+        <w:rPr>
+          <w:rFonts w:ascii="Courier New" w:hAnsi="Courier New"/>
+          <w:color w:val="1A1A1A"/>
+          <w:sz w:val="17"/>
+        </w:rPr>
+        <w:t xml:space="preserve"> </w:t>
+      </w:r>
+    </w:p>
+    <w:p>
+      <w:pPr>
+        <w:spacing w:before="0" w:after="0"/>
+        <w:ind w:left="283" w:right="283"/>
+        <w:shd w:val="clear" w:color="auto" w:fill="F2F2F2"/>
+      </w:pPr>
+      <w:r>
+        <w:rPr>
+          <w:rFonts w:ascii="Courier New" w:hAnsi="Courier New"/>
+          <w:color w:val="1A1A1A"/>
+          <w:sz w:val="17"/>
+        </w:rPr>
+        <w:t>def main():</w:t>
+      </w:r>
+    </w:p>
+    <w:p>
+      <w:pPr>
+        <w:spacing w:before="0" w:after="0"/>
+        <w:ind w:left="283" w:right="283"/>
+        <w:shd w:val="clear" w:color="auto" w:fill="F2F2F2"/>
+      </w:pPr>
+      <w:r>
+        <w:rPr>
+          <w:rFonts w:ascii="Courier New" w:hAnsi="Courier New"/>
+          <w:color w:val="1A1A1A"/>
+          <w:sz w:val="17"/>
+        </w:rPr>
+        <w:t xml:space="preserve">    parser = argparse.ArgumentParser(description="Customer Segmentation Clustering Experiment")</w:t>
+      </w:r>
+    </w:p>
+    <w:p>
+      <w:pPr>
+        <w:spacing w:before="0" w:after="0"/>
+        <w:ind w:left="283" w:right="283"/>
+        <w:shd w:val="clear" w:color="auto" w:fill="F2F2F2"/>
+      </w:pPr>
+      <w:r>
+        <w:rPr>
+          <w:rFonts w:ascii="Courier New" w:hAnsi="Courier New"/>
+          <w:color w:val="1A1A1A"/>
+          <w:sz w:val="17"/>
+        </w:rPr>
+        <w:t xml:space="preserve">    parser.add_argument("--n-rows", type=int, default=100_000, help="Rows to generate if no CSV found")</w:t>
+      </w:r>
+    </w:p>
+    <w:p>
+      <w:pPr>
+        <w:spacing w:before="0" w:after="0"/>
+        <w:ind w:left="283" w:right="283"/>
+        <w:shd w:val="clear" w:color="auto" w:fill="F2F2F2"/>
+      </w:pPr>
+      <w:r>
+        <w:rPr>
+          <w:rFonts w:ascii="Courier New" w:hAnsi="Courier New"/>
+          <w:color w:val="1A1A1A"/>
+          <w:sz w:val="17"/>
+        </w:rPr>
+        <w:t xml:space="preserve">    parser.add_argument("--k-min", type=int, default=2, help="Min k for K-Means sweep")</w:t>
+      </w:r>
+    </w:p>
+    <w:p>
+      <w:pPr>
+        <w:spacing w:before="0" w:after="0"/>
+        <w:ind w:left="283" w:right="283"/>
+        <w:shd w:val="clear" w:color="auto" w:fill="F2F2F2"/>
+      </w:pPr>
+      <w:r>
+        <w:rPr>
+          <w:rFonts w:ascii="Courier New" w:hAnsi="Courier New"/>
+          <w:color w:val="1A1A1A"/>
+          <w:sz w:val="17"/>
+        </w:rPr>
+        <w:t xml:space="preserve">    parser.add_argument("--k-max", type=int, default=10, help="Max k for K-Means sweep")</w:t>
+      </w:r>
+    </w:p>
+    <w:p>
+      <w:pPr>
+        <w:spacing w:before="0" w:after="0"/>
+        <w:ind w:left="283" w:right="283"/>
+        <w:shd w:val="clear" w:color="auto" w:fill="F2F2F2"/>
+      </w:pPr>
+      <w:r>
+        <w:rPr>
+          <w:rFonts w:ascii="Courier New" w:hAnsi="Courier New"/>
+          <w:color w:val="1A1A1A"/>
+          <w:sz w:val="17"/>
+        </w:rPr>
+        <w:t xml:space="preserve">    parser.add_argument("--dbscan-eps", type=float, default=0.8, help="DBSCAN epsilon")</w:t>
+      </w:r>
+    </w:p>
+    <w:p>
+      <w:pPr>
+        <w:spacing w:before="0" w:after="0"/>
+        <w:ind w:left="283" w:right="283"/>
+        <w:shd w:val="clear" w:color="auto" w:fill="F2F2F2"/>
+      </w:pPr>
+      <w:r>
+        <w:rPr>
+          <w:rFonts w:ascii="Courier New" w:hAnsi="Courier New"/>
+          <w:color w:val="1A1A1A"/>
+          <w:sz w:val="17"/>
+        </w:rPr>
+        <w:t xml:space="preserve">    parser.add_argument("--dbscan-min-samples", type=int, default=10, help="DBSCAN min_samples")</w:t>
+      </w:r>
+    </w:p>
+    <w:p>
+      <w:pPr>
+        <w:spacing w:before="0" w:after="0"/>
+        <w:ind w:left="283" w:right="283"/>
+        <w:shd w:val="clear" w:color="auto" w:fill="F2F2F2"/>
+      </w:pPr>
+      <w:r>
+        <w:rPr>
+          <w:rFonts w:ascii="Courier New" w:hAnsi="Courier New"/>
+          <w:color w:val="1A1A1A"/>
+          <w:sz w:val="17"/>
+        </w:rPr>
+        <w:t xml:space="preserve">    parser.add_argument("--seed", type=int, default=42, help="Random seed")</w:t>
+      </w:r>
+    </w:p>
+    <w:p>
+      <w:pPr>
+        <w:spacing w:before="0" w:after="0"/>
+        <w:ind w:left="283" w:right="283"/>
+        <w:shd w:val="clear" w:color="auto" w:fill="F2F2F2"/>
+      </w:pPr>
+      <w:r>
+        <w:rPr>
+          <w:rFonts w:ascii="Courier New" w:hAnsi="Courier New"/>
+          <w:color w:val="1A1A1A"/>
+          <w:sz w:val="17"/>
+        </w:rPr>
+        <w:t xml:space="preserve">    args = parser.parse_args()</w:t>
+      </w:r>
+    </w:p>
+    <w:p>
+      <w:pPr>
+        <w:spacing w:before="0" w:after="0"/>
+        <w:ind w:left="283" w:right="283"/>
+        <w:shd w:val="clear" w:color="auto" w:fill="F2F2F2"/>
+      </w:pPr>
+      <w:r>
+        <w:rPr>
+          <w:rFonts w:ascii="Courier New" w:hAnsi="Courier New"/>
+          <w:color w:val="1A1A1A"/>
+          <w:sz w:val="17"/>
+        </w:rPr>
+        <w:t xml:space="preserve"> </w:t>
+      </w:r>
+    </w:p>
+    <w:p>
+      <w:pPr>
+        <w:spacing w:before="0" w:after="0"/>
+        <w:ind w:left="283" w:right="283"/>
+        <w:shd w:val="clear" w:color="auto" w:fill="F2F2F2"/>
+      </w:pPr>
+      <w:r>
+        <w:rPr>
+          <w:rFonts w:ascii="Courier New" w:hAnsi="Courier New"/>
+          <w:color w:val="1A1A1A"/>
+          <w:sz w:val="17"/>
+        </w:rPr>
+        <w:t xml:space="preserve">    np.random.seed(args.seed)</w:t>
+      </w:r>
+    </w:p>
+    <w:p>
+      <w:pPr>
+        <w:spacing w:before="0" w:after="0"/>
+        <w:ind w:left="283" w:right="283"/>
+        <w:shd w:val="clear" w:color="auto" w:fill="F2F2F2"/>
+      </w:pPr>
+      <w:r>
+        <w:rPr>
+          <w:rFonts w:ascii="Courier New" w:hAnsi="Courier New"/>
+          <w:color w:val="1A1A1A"/>
+          <w:sz w:val="17"/>
+        </w:rPr>
+        <w:t xml:space="preserve">    print("=" * 70)</w:t>
+      </w:r>
+    </w:p>
+    <w:p>
+      <w:pPr>
+        <w:spacing w:before="0" w:after="0"/>
+        <w:ind w:left="283" w:right="283"/>
+        <w:shd w:val="clear" w:color="auto" w:fill="F2F2F2"/>
+      </w:pPr>
+      <w:r>
+        <w:rPr>
+          <w:rFonts w:ascii="Courier New" w:hAnsi="Courier New"/>
+          <w:color w:val="1A1A1A"/>
+          <w:sz w:val="17"/>
+        </w:rPr>
+        <w:t xml:space="preserve">    print("  EXP 1 – CUSTOMER SEGMENTATION CLUSTERING")</w:t>
+      </w:r>
+    </w:p>
+    <w:p>
+      <w:pPr>
+        <w:spacing w:before="0" w:after="0"/>
+        <w:ind w:left="283" w:right="283"/>
+        <w:shd w:val="clear" w:color="auto" w:fill="F2F2F2"/>
+      </w:pPr>
+      <w:r>
+        <w:rPr>
+          <w:rFonts w:ascii="Courier New" w:hAnsi="Courier New"/>
+          <w:color w:val="1A1A1A"/>
+          <w:sz w:val="17"/>
+        </w:rPr>
+        <w:t xml:space="preserve">    print("=" * 70)</w:t>
+      </w:r>
+    </w:p>
+    <w:p>
+      <w:pPr>
+        <w:spacing w:before="0" w:after="0"/>
+        <w:ind w:left="283" w:right="283"/>
+        <w:shd w:val="clear" w:color="auto" w:fill="F2F2F2"/>
+      </w:pPr>
+      <w:r>
+        <w:rPr>
+          <w:rFonts w:ascii="Courier New" w:hAnsi="Courier New"/>
+          <w:color w:val="1A1A1A"/>
+          <w:sz w:val="17"/>
+        </w:rPr>
+        <w:t xml:space="preserve"> </w:t>
+      </w:r>
+    </w:p>
+    <w:p>
+      <w:pPr>
+        <w:spacing w:before="0" w:after="0"/>
+        <w:ind w:left="283" w:right="283"/>
+        <w:shd w:val="clear" w:color="auto" w:fill="F2F2F2"/>
+      </w:pPr>
+      <w:r>
+        <w:rPr>
+          <w:rFonts w:ascii="Courier New" w:hAnsi="Courier New"/>
+          <w:color w:val="1A1A1A"/>
+          <w:sz w:val="17"/>
+        </w:rPr>
+        <w:t xml:space="preserve">    # ------------------------------------------------------------------</w:t>
+      </w:r>
+    </w:p>
+    <w:p>
+      <w:pPr>
+        <w:spacing w:before="0" w:after="0"/>
+        <w:ind w:left="283" w:right="283"/>
+        <w:shd w:val="clear" w:color="auto" w:fill="F2F2F2"/>
+      </w:pPr>
+      <w:r>
+        <w:rPr>
+          <w:rFonts w:ascii="Courier New" w:hAnsi="Courier New"/>
+          <w:color w:val="1A1A1A"/>
+          <w:sz w:val="17"/>
+        </w:rPr>
+        <w:t xml:space="preserve">    # 1. Load / generate data</w:t>
+      </w:r>
+    </w:p>
+    <w:p>
+      <w:pPr>
+        <w:spacing w:before="0" w:after="0"/>
+        <w:ind w:left="283" w:right="283"/>
+        <w:shd w:val="clear" w:color="auto" w:fill="F2F2F2"/>
+      </w:pPr>
+      <w:r>
+        <w:rPr>
+          <w:rFonts w:ascii="Courier New" w:hAnsi="Courier New"/>
+          <w:color w:val="1A1A1A"/>
+          <w:sz w:val="17"/>
+        </w:rPr>
+        <w:t xml:space="preserve">    # ------------------------------------------------------------------</w:t>
+      </w:r>
+    </w:p>
+    <w:p>
+      <w:pPr>
+        <w:spacing w:before="0" w:after="0"/>
+        <w:ind w:left="283" w:right="283"/>
+        <w:shd w:val="clear" w:color="auto" w:fill="F2F2F2"/>
+      </w:pPr>
+      <w:r>
+        <w:rPr>
+          <w:rFonts w:ascii="Courier New" w:hAnsi="Courier New"/>
+          <w:color w:val="1A1A1A"/>
+          <w:sz w:val="17"/>
+        </w:rPr>
+        <w:t xml:space="preserve">    if RAW_DATA_PATH.exists():</w:t>
+      </w:r>
+    </w:p>
+    <w:p>
+      <w:pPr>
+        <w:spacing w:before="0" w:after="0"/>
+        <w:ind w:left="283" w:right="283"/>
+        <w:shd w:val="clear" w:color="auto" w:fill="F2F2F2"/>
+      </w:pPr>
+      <w:r>
+        <w:rPr>
+          <w:rFonts w:ascii="Courier New" w:hAnsi="Courier New"/>
+          <w:color w:val="1A1A1A"/>
+          <w:sz w:val="17"/>
+        </w:rPr>
+        <w:t xml:space="preserve">        print(f"\n[Data] Loading from {RAW_DATA_PATH}")</w:t>
+      </w:r>
+    </w:p>
+    <w:p>
+      <w:pPr>
+        <w:spacing w:before="0" w:after="0"/>
+        <w:ind w:left="283" w:right="283"/>
+        <w:shd w:val="clear" w:color="auto" w:fill="F2F2F2"/>
+      </w:pPr>
+      <w:r>
+        <w:rPr>
+          <w:rFonts w:ascii="Courier New" w:hAnsi="Courier New"/>
+          <w:color w:val="1A1A1A"/>
+          <w:sz w:val="17"/>
+        </w:rPr>
+        <w:t xml:space="preserve">        df = pd.read_csv(RAW_DATA_PATH)</w:t>
+      </w:r>
+    </w:p>
+    <w:p>
+      <w:pPr>
+        <w:spacing w:before="0" w:after="0"/>
+        <w:ind w:left="283" w:right="283"/>
+        <w:shd w:val="clear" w:color="auto" w:fill="F2F2F2"/>
+      </w:pPr>
+      <w:r>
+        <w:rPr>
+          <w:rFonts w:ascii="Courier New" w:hAnsi="Courier New"/>
+          <w:color w:val="1A1A1A"/>
+          <w:sz w:val="17"/>
+        </w:rPr>
+        <w:t xml:space="preserve">    else:</w:t>
+      </w:r>
+    </w:p>
+    <w:p>
+      <w:pPr>
+        <w:spacing w:before="0" w:after="0"/>
+        <w:ind w:left="283" w:right="283"/>
+        <w:shd w:val="clear" w:color="auto" w:fill="F2F2F2"/>
+      </w:pPr>
+      <w:r>
+        <w:rPr>
+          <w:rFonts w:ascii="Courier New" w:hAnsi="Courier New"/>
+          <w:color w:val="1A1A1A"/>
+          <w:sz w:val="17"/>
+        </w:rPr>
+        <w:t xml:space="preserve">        print(f"\n[Data] Generating synthetic data ({args.n_rows:,} rows) ...")</w:t>
+      </w:r>
+    </w:p>
+    <w:p>
+      <w:pPr>
+        <w:spacing w:before="0" w:after="0"/>
+        <w:ind w:left="283" w:right="283"/>
+        <w:shd w:val="clear" w:color="auto" w:fill="F2F2F2"/>
+      </w:pPr>
+      <w:r>
+        <w:rPr>
+          <w:rFonts w:ascii="Courier New" w:hAnsi="Courier New"/>
+          <w:color w:val="1A1A1A"/>
+          <w:sz w:val="17"/>
+        </w:rPr>
+        <w:t xml:space="preserve">        df = generate_synthetic_data(n=args.n_rows, seed=args.seed)</w:t>
+      </w:r>
+    </w:p>
+    <w:p>
+      <w:pPr>
+        <w:spacing w:before="0" w:after="0"/>
+        <w:ind w:left="283" w:right="283"/>
+        <w:shd w:val="clear" w:color="auto" w:fill="F2F2F2"/>
+      </w:pPr>
+      <w:r>
+        <w:rPr>
+          <w:rFonts w:ascii="Courier New" w:hAnsi="Courier New"/>
+          <w:color w:val="1A1A1A"/>
+          <w:sz w:val="17"/>
+        </w:rPr>
+        <w:t xml:space="preserve">        RAW_DATA_PATH.parent.mkdir(parents=True, exist_ok=True)</w:t>
+      </w:r>
+    </w:p>
+    <w:p>
+      <w:pPr>
+        <w:spacing w:before="0" w:after="0"/>
+        <w:ind w:left="283" w:right="283"/>
+        <w:shd w:val="clear" w:color="auto" w:fill="F2F2F2"/>
+      </w:pPr>
+      <w:r>
+        <w:rPr>
+          <w:rFonts w:ascii="Courier New" w:hAnsi="Courier New"/>
+          <w:color w:val="1A1A1A"/>
+          <w:sz w:val="17"/>
+        </w:rPr>
+        <w:t xml:space="preserve">        df.to_csv(RAW_DATA_PATH, index=False)</w:t>
+      </w:r>
+    </w:p>
+    <w:p>
+      <w:pPr>
+        <w:spacing w:before="0" w:after="0"/>
+        <w:ind w:left="283" w:right="283"/>
+        <w:shd w:val="clear" w:color="auto" w:fill="F2F2F2"/>
+      </w:pPr>
+      <w:r>
+        <w:rPr>
+          <w:rFonts w:ascii="Courier New" w:hAnsi="Courier New"/>
+          <w:color w:val="1A1A1A"/>
+          <w:sz w:val="17"/>
+        </w:rPr>
+        <w:t xml:space="preserve">        print(f"  Saved to {RAW_DATA_PATH}")</w:t>
+      </w:r>
+    </w:p>
+    <w:p>
+      <w:pPr>
+        <w:spacing w:before="0" w:after="0"/>
+        <w:ind w:left="283" w:right="283"/>
+        <w:shd w:val="clear" w:color="auto" w:fill="F2F2F2"/>
+      </w:pPr>
+      <w:r>
+        <w:rPr>
+          <w:rFonts w:ascii="Courier New" w:hAnsi="Courier New"/>
+          <w:color w:val="1A1A1A"/>
+          <w:sz w:val="17"/>
+        </w:rPr>
+        <w:t xml:space="preserve"> </w:t>
+      </w:r>
+    </w:p>
+    <w:p>
+      <w:pPr>
+        <w:spacing w:before="0" w:after="0"/>
+        <w:ind w:left="283" w:right="283"/>
+        <w:shd w:val="clear" w:color="auto" w:fill="F2F2F2"/>
+      </w:pPr>
+      <w:r>
+        <w:rPr>
+          <w:rFonts w:ascii="Courier New" w:hAnsi="Courier New"/>
+          <w:color w:val="1A1A1A"/>
+          <w:sz w:val="17"/>
+        </w:rPr>
+        <w:t xml:space="preserve">    print(f"  Shape: {df.shape}  |  Columns: {list(df.columns)}")</w:t>
+      </w:r>
+    </w:p>
+    <w:p>
+      <w:pPr>
+        <w:spacing w:before="0" w:after="0"/>
+        <w:ind w:left="283" w:right="283"/>
+        <w:shd w:val="clear" w:color="auto" w:fill="F2F2F2"/>
+      </w:pPr>
+      <w:r>
+        <w:rPr>
+          <w:rFonts w:ascii="Courier New" w:hAnsi="Courier New"/>
+          <w:color w:val="1A1A1A"/>
+          <w:sz w:val="17"/>
+        </w:rPr>
+        <w:t xml:space="preserve">    print(f"  Missing values:\n{df.isnull().sum()}")</w:t>
+      </w:r>
+    </w:p>
+    <w:p>
+      <w:pPr>
+        <w:spacing w:before="0" w:after="0"/>
+        <w:ind w:left="283" w:right="283"/>
+        <w:shd w:val="clear" w:color="auto" w:fill="F2F2F2"/>
+      </w:pPr>
+      <w:r>
+        <w:rPr>
+          <w:rFonts w:ascii="Courier New" w:hAnsi="Courier New"/>
+          <w:color w:val="1A1A1A"/>
+          <w:sz w:val="17"/>
+        </w:rPr>
+        <w:t xml:space="preserve"> </w:t>
+      </w:r>
+    </w:p>
+    <w:p>
+      <w:pPr>
+        <w:spacing w:before="0" w:after="0"/>
+        <w:ind w:left="283" w:right="283"/>
+        <w:shd w:val="clear" w:color="auto" w:fill="F2F2F2"/>
+      </w:pPr>
+      <w:r>
+        <w:rPr>
+          <w:rFonts w:ascii="Courier New" w:hAnsi="Courier New"/>
+          <w:color w:val="1A1A1A"/>
+          <w:sz w:val="17"/>
+        </w:rPr>
+        <w:t xml:space="preserve">    # ------------------------------------------------------------------</w:t>
+      </w:r>
+    </w:p>
+    <w:p>
+      <w:pPr>
+        <w:spacing w:before="0" w:after="0"/>
+        <w:ind w:left="283" w:right="283"/>
+        <w:shd w:val="clear" w:color="auto" w:fill="F2F2F2"/>
+      </w:pPr>
+      <w:r>
+        <w:rPr>
+          <w:rFonts w:ascii="Courier New" w:hAnsi="Courier New"/>
+          <w:color w:val="1A1A1A"/>
+          <w:sz w:val="17"/>
+        </w:rPr>
+        <w:t xml:space="preserve">    # 2. Preprocess</w:t>
+      </w:r>
+    </w:p>
+    <w:p>
+      <w:pPr>
+        <w:spacing w:before="0" w:after="0"/>
+        <w:ind w:left="283" w:right="283"/>
+        <w:shd w:val="clear" w:color="auto" w:fill="F2F2F2"/>
+      </w:pPr>
+      <w:r>
+        <w:rPr>
+          <w:rFonts w:ascii="Courier New" w:hAnsi="Courier New"/>
+          <w:color w:val="1A1A1A"/>
+          <w:sz w:val="17"/>
+        </w:rPr>
+        <w:t xml:space="preserve">    # ------------------------------------------------------------------</w:t>
+      </w:r>
+    </w:p>
+    <w:p>
+      <w:pPr>
+        <w:spacing w:before="0" w:after="0"/>
+        <w:ind w:left="283" w:right="283"/>
+        <w:shd w:val="clear" w:color="auto" w:fill="F2F2F2"/>
+      </w:pPr>
+      <w:r>
+        <w:rPr>
+          <w:rFonts w:ascii="Courier New" w:hAnsi="Courier New"/>
+          <w:color w:val="1A1A1A"/>
+          <w:sz w:val="17"/>
+        </w:rPr>
+        <w:t xml:space="preserve">    print("\n[Preprocessing] Encoding + imputing + scaling ...")</w:t>
+      </w:r>
+    </w:p>
+    <w:p>
+      <w:pPr>
+        <w:spacing w:before="0" w:after="0"/>
+        <w:ind w:left="283" w:right="283"/>
+        <w:shd w:val="clear" w:color="auto" w:fill="F2F2F2"/>
+      </w:pPr>
+      <w:r>
+        <w:rPr>
+          <w:rFonts w:ascii="Courier New" w:hAnsi="Courier New"/>
+          <w:color w:val="1A1A1A"/>
+          <w:sz w:val="17"/>
+        </w:rPr>
+        <w:t xml:space="preserve">    num_cols = ["Age", "AnnualIncome_k", "SpendingScore", "NumPurchases",</w:t>
+      </w:r>
+    </w:p>
+    <w:p>
+      <w:pPr>
+        <w:spacing w:before="0" w:after="0"/>
+        <w:ind w:left="283" w:right="283"/>
+        <w:shd w:val="clear" w:color="auto" w:fill="F2F2F2"/>
+      </w:pPr>
+      <w:r>
+        <w:rPr>
+          <w:rFonts w:ascii="Courier New" w:hAnsi="Courier New"/>
+          <w:color w:val="1A1A1A"/>
+          <w:sz w:val="17"/>
+        </w:rPr>
+        <w:t xml:space="preserve">                "AvgOrderValue", "DaysSinceLastPurchase"]</w:t>
+      </w:r>
+    </w:p>
+    <w:p>
+      <w:pPr>
+        <w:spacing w:before="0" w:after="0"/>
+        <w:ind w:left="283" w:right="283"/>
+        <w:shd w:val="clear" w:color="auto" w:fill="F2F2F2"/>
+      </w:pPr>
+      <w:r>
+        <w:rPr>
+          <w:rFonts w:ascii="Courier New" w:hAnsi="Courier New"/>
+          <w:color w:val="1A1A1A"/>
+          <w:sz w:val="17"/>
+        </w:rPr>
+        <w:t xml:space="preserve">    X_scaled, scaler, feature_cols, df_proc = preprocess(df)</w:t>
+      </w:r>
+    </w:p>
+    <w:p>
+      <w:pPr>
+        <w:spacing w:before="0" w:after="0"/>
+        <w:ind w:left="283" w:right="283"/>
+        <w:shd w:val="clear" w:color="auto" w:fill="F2F2F2"/>
+      </w:pPr>
+      <w:r>
+        <w:rPr>
+          <w:rFonts w:ascii="Courier New" w:hAnsi="Courier New"/>
+          <w:color w:val="1A1A1A"/>
+          <w:sz w:val="17"/>
+        </w:rPr>
+        <w:t xml:space="preserve">    print(f"  Feature matrix shape: {X_scaled.shape}")</w:t>
+      </w:r>
+    </w:p>
+    <w:p>
+      <w:pPr>
+        <w:spacing w:before="0" w:after="0"/>
+        <w:ind w:left="283" w:right="283"/>
+        <w:shd w:val="clear" w:color="auto" w:fill="F2F2F2"/>
+      </w:pPr>
+      <w:r>
+        <w:rPr>
+          <w:rFonts w:ascii="Courier New" w:hAnsi="Courier New"/>
+          <w:color w:val="1A1A1A"/>
+          <w:sz w:val="17"/>
+        </w:rPr>
+        <w:t xml:space="preserve"> </w:t>
+      </w:r>
+    </w:p>
+    <w:p>
+      <w:pPr>
+        <w:spacing w:before="0" w:after="0"/>
+        <w:ind w:left="283" w:right="283"/>
+        <w:shd w:val="clear" w:color="auto" w:fill="F2F2F2"/>
+      </w:pPr>
+      <w:r>
+        <w:rPr>
+          <w:rFonts w:ascii="Courier New" w:hAnsi="Courier New"/>
+          <w:color w:val="1A1A1A"/>
+          <w:sz w:val="17"/>
+        </w:rPr>
+        <w:t xml:space="preserve">    # ------------------------------------------------------------------</w:t>
+      </w:r>
+    </w:p>
+    <w:p>
+      <w:pPr>
+        <w:spacing w:before="0" w:after="0"/>
+        <w:ind w:left="283" w:right="283"/>
+        <w:shd w:val="clear" w:color="auto" w:fill="F2F2F2"/>
+      </w:pPr>
+      <w:r>
+        <w:rPr>
+          <w:rFonts w:ascii="Courier New" w:hAnsi="Courier New"/>
+          <w:color w:val="1A1A1A"/>
+          <w:sz w:val="17"/>
+        </w:rPr>
+        <w:t xml:space="preserve">    # 3. K-Means – find optimal k</w:t>
+      </w:r>
+    </w:p>
+    <w:p>
+      <w:pPr>
+        <w:spacing w:before="0" w:after="0"/>
+        <w:ind w:left="283" w:right="283"/>
+        <w:shd w:val="clear" w:color="auto" w:fill="F2F2F2"/>
+      </w:pPr>
+      <w:r>
+        <w:rPr>
+          <w:rFonts w:ascii="Courier New" w:hAnsi="Courier New"/>
+          <w:color w:val="1A1A1A"/>
+          <w:sz w:val="17"/>
+        </w:rPr>
+        <w:t xml:space="preserve">    # ------------------------------------------------------------------</w:t>
+      </w:r>
+    </w:p>
+    <w:p>
+      <w:pPr>
+        <w:spacing w:before="0" w:after="0"/>
+        <w:ind w:left="283" w:right="283"/>
+        <w:shd w:val="clear" w:color="auto" w:fill="F2F2F2"/>
+      </w:pPr>
+      <w:r>
+        <w:rPr>
+          <w:rFonts w:ascii="Courier New" w:hAnsi="Courier New"/>
+          <w:color w:val="1A1A1A"/>
+          <w:sz w:val="17"/>
+        </w:rPr>
+        <w:t xml:space="preserve">    print("\n[K-Means] Finding optimal k ...")</w:t>
+      </w:r>
+    </w:p>
+    <w:p>
+      <w:pPr>
+        <w:spacing w:before="0" w:after="0"/>
+        <w:ind w:left="283" w:right="283"/>
+        <w:shd w:val="clear" w:color="auto" w:fill="F2F2F2"/>
+      </w:pPr>
+      <w:r>
+        <w:rPr>
+          <w:rFonts w:ascii="Courier New" w:hAnsi="Courier New"/>
+          <w:color w:val="1A1A1A"/>
+          <w:sz w:val="17"/>
+        </w:rPr>
+        <w:t xml:space="preserve">    k_range_list, inertias, silhouettes, best_k = find_optimal_k(</w:t>
+      </w:r>
+    </w:p>
+    <w:p>
+      <w:pPr>
+        <w:spacing w:before="0" w:after="0"/>
+        <w:ind w:left="283" w:right="283"/>
+        <w:shd w:val="clear" w:color="auto" w:fill="F2F2F2"/>
+      </w:pPr>
+      <w:r>
+        <w:rPr>
+          <w:rFonts w:ascii="Courier New" w:hAnsi="Courier New"/>
+          <w:color w:val="1A1A1A"/>
+          <w:sz w:val="17"/>
+        </w:rPr>
+        <w:t xml:space="preserve">        X_scaled, k_range=range(args.k_min, args.k_max + 1)</w:t>
+      </w:r>
+    </w:p>
+    <w:p>
+      <w:pPr>
+        <w:spacing w:before="0" w:after="0"/>
+        <w:ind w:left="283" w:right="283"/>
+        <w:shd w:val="clear" w:color="auto" w:fill="F2F2F2"/>
+      </w:pPr>
+      <w:r>
+        <w:rPr>
+          <w:rFonts w:ascii="Courier New" w:hAnsi="Courier New"/>
+          <w:color w:val="1A1A1A"/>
+          <w:sz w:val="17"/>
+        </w:rPr>
+        <w:t xml:space="preserve">    )</w:t>
+      </w:r>
+    </w:p>
+    <w:p>
+      <w:pPr>
+        <w:spacing w:before="0" w:after="0"/>
+        <w:ind w:left="283" w:right="283"/>
+        <w:shd w:val="clear" w:color="auto" w:fill="F2F2F2"/>
+      </w:pPr>
+      <w:r>
+        <w:rPr>
+          <w:rFonts w:ascii="Courier New" w:hAnsi="Courier New"/>
+          <w:color w:val="1A1A1A"/>
+          <w:sz w:val="17"/>
+        </w:rPr>
+        <w:t xml:space="preserve">    plot_elbow_silhouette(k_range_list, inertias, silhouettes, best_k)</w:t>
+      </w:r>
+    </w:p>
+    <w:p>
+      <w:pPr>
+        <w:spacing w:before="0" w:after="0"/>
+        <w:ind w:left="283" w:right="283"/>
+        <w:shd w:val="clear" w:color="auto" w:fill="F2F2F2"/>
+      </w:pPr>
+      <w:r>
+        <w:rPr>
+          <w:rFonts w:ascii="Courier New" w:hAnsi="Courier New"/>
+          <w:color w:val="1A1A1A"/>
+          <w:sz w:val="17"/>
+        </w:rPr>
+        <w:t xml:space="preserve"> </w:t>
+      </w:r>
+    </w:p>
+    <w:p>
+      <w:pPr>
+        <w:spacing w:before="0" w:after="0"/>
+        <w:ind w:left="283" w:right="283"/>
+        <w:shd w:val="clear" w:color="auto" w:fill="F2F2F2"/>
+      </w:pPr>
+      <w:r>
+        <w:rPr>
+          <w:rFonts w:ascii="Courier New" w:hAnsi="Courier New"/>
+          <w:color w:val="1A1A1A"/>
+          <w:sz w:val="17"/>
+        </w:rPr>
+        <w:t xml:space="preserve">    # ------------------------------------------------------------------</w:t>
+      </w:r>
+    </w:p>
+    <w:p>
+      <w:pPr>
+        <w:spacing w:before="0" w:after="0"/>
+        <w:ind w:left="283" w:right="283"/>
+        <w:shd w:val="clear" w:color="auto" w:fill="F2F2F2"/>
+      </w:pPr>
+      <w:r>
+        <w:rPr>
+          <w:rFonts w:ascii="Courier New" w:hAnsi="Courier New"/>
+          <w:color w:val="1A1A1A"/>
+          <w:sz w:val="17"/>
+        </w:rPr>
+        <w:t xml:space="preserve">    # 4. Final K-Means with best k</w:t>
+      </w:r>
+    </w:p>
+    <w:p>
+      <w:pPr>
+        <w:spacing w:before="0" w:after="0"/>
+        <w:ind w:left="283" w:right="283"/>
+        <w:shd w:val="clear" w:color="auto" w:fill="F2F2F2"/>
+      </w:pPr>
+      <w:r>
+        <w:rPr>
+          <w:rFonts w:ascii="Courier New" w:hAnsi="Courier New"/>
+          <w:color w:val="1A1A1A"/>
+          <w:sz w:val="17"/>
+        </w:rPr>
+        <w:t xml:space="preserve">    # ------------------------------------------------------------------</w:t>
+      </w:r>
+    </w:p>
+    <w:p>
+      <w:pPr>
+        <w:spacing w:before="0" w:after="0"/>
+        <w:ind w:left="283" w:right="283"/>
+        <w:shd w:val="clear" w:color="auto" w:fill="F2F2F2"/>
+      </w:pPr>
+      <w:r>
+        <w:rPr>
+          <w:rFonts w:ascii="Courier New" w:hAnsi="Courier New"/>
+          <w:color w:val="1A1A1A"/>
+          <w:sz w:val="17"/>
+        </w:rPr>
+        <w:t xml:space="preserve">    print(f"\n[K-Means] Fitting final model with k={best_k} ...")</w:t>
+      </w:r>
+    </w:p>
+    <w:p>
+      <w:pPr>
+        <w:spacing w:before="0" w:after="0"/>
+        <w:ind w:left="283" w:right="283"/>
+        <w:shd w:val="clear" w:color="auto" w:fill="F2F2F2"/>
+      </w:pPr>
+      <w:r>
+        <w:rPr>
+          <w:rFonts w:ascii="Courier New" w:hAnsi="Courier New"/>
+          <w:color w:val="1A1A1A"/>
+          <w:sz w:val="17"/>
+        </w:rPr>
+        <w:t xml:space="preserve">    km_labels, km_model = run_kmeans(X_scaled, best_k)</w:t>
+      </w:r>
+    </w:p>
+    <w:p>
+      <w:pPr>
+        <w:spacing w:before="0" w:after="0"/>
+        <w:ind w:left="283" w:right="283"/>
+        <w:shd w:val="clear" w:color="auto" w:fill="F2F2F2"/>
+      </w:pPr>
+      <w:r>
+        <w:rPr>
+          <w:rFonts w:ascii="Courier New" w:hAnsi="Courier New"/>
+          <w:color w:val="1A1A1A"/>
+          <w:sz w:val="17"/>
+        </w:rPr>
+        <w:t xml:space="preserve"> </w:t>
+      </w:r>
+    </w:p>
+    <w:p>
+      <w:pPr>
+        <w:spacing w:before="0" w:after="0"/>
+        <w:ind w:left="283" w:right="283"/>
+        <w:shd w:val="clear" w:color="auto" w:fill="F2F2F2"/>
+      </w:pPr>
+      <w:r>
+        <w:rPr>
+          <w:rFonts w:ascii="Courier New" w:hAnsi="Courier New"/>
+          <w:color w:val="1A1A1A"/>
+          <w:sz w:val="17"/>
+        </w:rPr>
+        <w:t xml:space="preserve">    km_sil = silhouette_score(X_scaled, km_labels,</w:t>
+      </w:r>
+    </w:p>
+    <w:p>
+      <w:pPr>
+        <w:spacing w:before="0" w:after="0"/>
+        <w:ind w:left="283" w:right="283"/>
+        <w:shd w:val="clear" w:color="auto" w:fill="F2F2F2"/>
+      </w:pPr>
+      <w:r>
+        <w:rPr>
+          <w:rFonts w:ascii="Courier New" w:hAnsi="Courier New"/>
+          <w:color w:val="1A1A1A"/>
+          <w:sz w:val="17"/>
+        </w:rPr>
+        <w:t xml:space="preserve">                               sample_size=min(5000, len(X_scaled)), random_state=42)</w:t>
+      </w:r>
+    </w:p>
+    <w:p>
+      <w:pPr>
+        <w:spacing w:before="0" w:after="0"/>
+        <w:ind w:left="283" w:right="283"/>
+        <w:shd w:val="clear" w:color="auto" w:fill="F2F2F2"/>
+      </w:pPr>
+      <w:r>
+        <w:rPr>
+          <w:rFonts w:ascii="Courier New" w:hAnsi="Courier New"/>
+          <w:color w:val="1A1A1A"/>
+          <w:sz w:val="17"/>
+        </w:rPr>
+        <w:t xml:space="preserve">    km_db  = davies_bouldin_score(X_scaled, km_labels)</w:t>
+      </w:r>
+    </w:p>
+    <w:p>
+      <w:pPr>
+        <w:spacing w:before="0" w:after="0"/>
+        <w:ind w:left="283" w:right="283"/>
+        <w:shd w:val="clear" w:color="auto" w:fill="F2F2F2"/>
+      </w:pPr>
+      <w:r>
+        <w:rPr>
+          <w:rFonts w:ascii="Courier New" w:hAnsi="Courier New"/>
+          <w:color w:val="1A1A1A"/>
+          <w:sz w:val="17"/>
+        </w:rPr>
+        <w:t xml:space="preserve">    km_ch  = calinski_harabasz_score(X_scaled, km_labels)</w:t>
+      </w:r>
+    </w:p>
+    <w:p>
+      <w:pPr>
+        <w:spacing w:before="0" w:after="0"/>
+        <w:ind w:left="283" w:right="283"/>
+        <w:shd w:val="clear" w:color="auto" w:fill="F2F2F2"/>
+      </w:pPr>
+      <w:r>
+        <w:rPr>
+          <w:rFonts w:ascii="Courier New" w:hAnsi="Courier New"/>
+          <w:color w:val="1A1A1A"/>
+          <w:sz w:val="17"/>
+        </w:rPr>
+        <w:t xml:space="preserve">    print(f"  Silhouette={km_sil:.4f}  DB={km_db:.4f}  CH={km_ch:.1f}")</w:t>
+      </w:r>
+    </w:p>
+    <w:p>
+      <w:pPr>
+        <w:spacing w:before="0" w:after="0"/>
+        <w:ind w:left="283" w:right="283"/>
+        <w:shd w:val="clear" w:color="auto" w:fill="F2F2F2"/>
+      </w:pPr>
+      <w:r>
+        <w:rPr>
+          <w:rFonts w:ascii="Courier New" w:hAnsi="Courier New"/>
+          <w:color w:val="1A1A1A"/>
+          <w:sz w:val="17"/>
+        </w:rPr>
+        <w:t xml:space="preserve"> </w:t>
+      </w:r>
+    </w:p>
+    <w:p>
+      <w:pPr>
+        <w:spacing w:before="0" w:after="0"/>
+        <w:ind w:left="283" w:right="283"/>
+        <w:shd w:val="clear" w:color="auto" w:fill="F2F2F2"/>
+      </w:pPr>
+      <w:r>
+        <w:rPr>
+          <w:rFonts w:ascii="Courier New" w:hAnsi="Courier New"/>
+          <w:color w:val="1A1A1A"/>
+          <w:sz w:val="17"/>
+        </w:rPr>
+        <w:t xml:space="preserve">    plot_cluster_pca(X_scaled, km_labels, f"K-Means (k={best_k}) – PCA Projection", "kmeans_pca.png")</w:t>
+      </w:r>
+    </w:p>
+    <w:p>
+      <w:pPr>
+        <w:spacing w:before="0" w:after="0"/>
+        <w:ind w:left="283" w:right="283"/>
+        <w:shd w:val="clear" w:color="auto" w:fill="F2F2F2"/>
+      </w:pPr>
+      <w:r>
+        <w:rPr>
+          <w:rFonts w:ascii="Courier New" w:hAnsi="Courier New"/>
+          <w:color w:val="1A1A1A"/>
+          <w:sz w:val="17"/>
+        </w:rPr>
+        <w:t xml:space="preserve">    plot_cluster_size_pie(km_labels, f"K-Means Cluster Sizes (k={best_k})", "kmeans_pie.png")</w:t>
+      </w:r>
+    </w:p>
+    <w:p>
+      <w:pPr>
+        <w:spacing w:before="0" w:after="0"/>
+        <w:ind w:left="283" w:right="283"/>
+        <w:shd w:val="clear" w:color="auto" w:fill="F2F2F2"/>
+      </w:pPr>
+      <w:r>
+        <w:rPr>
+          <w:rFonts w:ascii="Courier New" w:hAnsi="Courier New"/>
+          <w:color w:val="1A1A1A"/>
+          <w:sz w:val="17"/>
+        </w:rPr>
+        <w:t xml:space="preserve"> </w:t>
+      </w:r>
+    </w:p>
+    <w:p>
+      <w:pPr>
+        <w:spacing w:before="0" w:after="0"/>
+        <w:ind w:left="283" w:right="283"/>
+        <w:shd w:val="clear" w:color="auto" w:fill="F2F2F2"/>
+      </w:pPr>
+      <w:r>
+        <w:rPr>
+          <w:rFonts w:ascii="Courier New" w:hAnsi="Courier New"/>
+          <w:color w:val="1A1A1A"/>
+          <w:sz w:val="17"/>
+        </w:rPr>
+        <w:t xml:space="preserve">    # ------------------------------------------------------------------</w:t>
+      </w:r>
+    </w:p>
+    <w:p>
+      <w:pPr>
+        <w:spacing w:before="0" w:after="0"/>
+        <w:ind w:left="283" w:right="283"/>
+        <w:shd w:val="clear" w:color="auto" w:fill="F2F2F2"/>
+      </w:pPr>
+      <w:r>
+        <w:rPr>
+          <w:rFonts w:ascii="Courier New" w:hAnsi="Courier New"/>
+          <w:color w:val="1A1A1A"/>
+          <w:sz w:val="17"/>
+        </w:rPr>
+        <w:t xml:space="preserve">    # 5. DBSCAN</w:t>
+      </w:r>
+    </w:p>
+    <w:p>
+      <w:pPr>
+        <w:spacing w:before="0" w:after="0"/>
+        <w:ind w:left="283" w:right="283"/>
+        <w:shd w:val="clear" w:color="auto" w:fill="F2F2F2"/>
+      </w:pPr>
+      <w:r>
+        <w:rPr>
+          <w:rFonts w:ascii="Courier New" w:hAnsi="Courier New"/>
+          <w:color w:val="1A1A1A"/>
+          <w:sz w:val="17"/>
+        </w:rPr>
+        <w:t xml:space="preserve">    # ------------------------------------------------------------------</w:t>
+      </w:r>
+    </w:p>
+    <w:p>
+      <w:pPr>
+        <w:spacing w:before="0" w:after="0"/>
+        <w:ind w:left="283" w:right="283"/>
+        <w:shd w:val="clear" w:color="auto" w:fill="F2F2F2"/>
+      </w:pPr>
+      <w:r>
+        <w:rPr>
+          <w:rFonts w:ascii="Courier New" w:hAnsi="Courier New"/>
+          <w:color w:val="1A1A1A"/>
+          <w:sz w:val="17"/>
+        </w:rPr>
+        <w:t xml:space="preserve">    print(f"\n[DBSCAN] eps={args.dbscan_eps}, min_samples={args.dbscan_min_samples} ...")</w:t>
+      </w:r>
+    </w:p>
+    <w:p>
+      <w:pPr>
+        <w:spacing w:before="0" w:after="0"/>
+        <w:ind w:left="283" w:right="283"/>
+        <w:shd w:val="clear" w:color="auto" w:fill="F2F2F2"/>
+      </w:pPr>
+      <w:r>
+        <w:rPr>
+          <w:rFonts w:ascii="Courier New" w:hAnsi="Courier New"/>
+          <w:color w:val="1A1A1A"/>
+          <w:sz w:val="17"/>
+        </w:rPr>
+        <w:t xml:space="preserve">    db_labels, db_model = run_dbscan(X_scaled, eps=args.dbscan_eps, min_samples=args.dbscan_min_samples)</w:t>
+      </w:r>
+    </w:p>
+    <w:p>
+      <w:pPr>
+        <w:spacing w:before="0" w:after="0"/>
+        <w:ind w:left="283" w:right="283"/>
+        <w:shd w:val="clear" w:color="auto" w:fill="F2F2F2"/>
+      </w:pPr>
+      <w:r>
+        <w:rPr>
+          <w:rFonts w:ascii="Courier New" w:hAnsi="Courier New"/>
+          <w:color w:val="1A1A1A"/>
+          <w:sz w:val="17"/>
+        </w:rPr>
+        <w:t xml:space="preserve">    db_valid_mask = db_labels != -1</w:t>
+      </w:r>
+    </w:p>
+    <w:p>
+      <w:pPr>
+        <w:spacing w:before="0" w:after="0"/>
+        <w:ind w:left="283" w:right="283"/>
+        <w:shd w:val="clear" w:color="auto" w:fill="F2F2F2"/>
+      </w:pPr>
+      <w:r>
+        <w:rPr>
+          <w:rFonts w:ascii="Courier New" w:hAnsi="Courier New"/>
+          <w:color w:val="1A1A1A"/>
+          <w:sz w:val="17"/>
+        </w:rPr>
+        <w:t xml:space="preserve">    db_sil = db_db = db_ch = 0.0</w:t>
+      </w:r>
+    </w:p>
+    <w:p>
+      <w:pPr>
+        <w:spacing w:before="0" w:after="0"/>
+        <w:ind w:left="283" w:right="283"/>
+        <w:shd w:val="clear" w:color="auto" w:fill="F2F2F2"/>
+      </w:pPr>
+      <w:r>
+        <w:rPr>
+          <w:rFonts w:ascii="Courier New" w:hAnsi="Courier New"/>
+          <w:color w:val="1A1A1A"/>
+          <w:sz w:val="17"/>
+        </w:rPr>
+        <w:t xml:space="preserve">    n_db_clusters = len(set(db_labels)) - (1 if -1 in db_labels else 0)</w:t>
+      </w:r>
+    </w:p>
+    <w:p>
+      <w:pPr>
+        <w:spacing w:before="0" w:after="0"/>
+        <w:ind w:left="283" w:right="283"/>
+        <w:shd w:val="clear" w:color="auto" w:fill="F2F2F2"/>
+      </w:pPr>
+      <w:r>
+        <w:rPr>
+          <w:rFonts w:ascii="Courier New" w:hAnsi="Courier New"/>
+          <w:color w:val="1A1A1A"/>
+          <w:sz w:val="17"/>
+        </w:rPr>
+        <w:t xml:space="preserve">    if n_db_clusters &gt;= 2 and db_valid_mask.sum() &gt; 1:</w:t>
+      </w:r>
+    </w:p>
+    <w:p>
+      <w:pPr>
+        <w:spacing w:before="0" w:after="0"/>
+        <w:ind w:left="283" w:right="283"/>
+        <w:shd w:val="clear" w:color="auto" w:fill="F2F2F2"/>
+      </w:pPr>
+      <w:r>
+        <w:rPr>
+          <w:rFonts w:ascii="Courier New" w:hAnsi="Courier New"/>
+          <w:color w:val="1A1A1A"/>
+          <w:sz w:val="17"/>
+        </w:rPr>
+        <w:t xml:space="preserve">        try:</w:t>
+      </w:r>
+    </w:p>
+    <w:p>
+      <w:pPr>
+        <w:spacing w:before="0" w:after="0"/>
+        <w:ind w:left="283" w:right="283"/>
+        <w:shd w:val="clear" w:color="auto" w:fill="F2F2F2"/>
+      </w:pPr>
+      <w:r>
+        <w:rPr>
+          <w:rFonts w:ascii="Courier New" w:hAnsi="Courier New"/>
+          <w:color w:val="1A1A1A"/>
+          <w:sz w:val="17"/>
+        </w:rPr>
+        <w:t xml:space="preserve">            db_sil = silhouette_score(X_scaled[db_valid_mask], db_labels[db_valid_mask],</w:t>
+      </w:r>
+    </w:p>
+    <w:p>
+      <w:pPr>
+        <w:spacing w:before="0" w:after="0"/>
+        <w:ind w:left="283" w:right="283"/>
+        <w:shd w:val="clear" w:color="auto" w:fill="F2F2F2"/>
+      </w:pPr>
+      <w:r>
+        <w:rPr>
+          <w:rFonts w:ascii="Courier New" w:hAnsi="Courier New"/>
+          <w:color w:val="1A1A1A"/>
+          <w:sz w:val="17"/>
+        </w:rPr>
+        <w:t xml:space="preserve">                                       sample_size=min(5000, db_valid_mask.sum()), random_state=42)</w:t>
+      </w:r>
+    </w:p>
+    <w:p>
+      <w:pPr>
+        <w:spacing w:before="0" w:after="0"/>
+        <w:ind w:left="283" w:right="283"/>
+        <w:shd w:val="clear" w:color="auto" w:fill="F2F2F2"/>
+      </w:pPr>
+      <w:r>
+        <w:rPr>
+          <w:rFonts w:ascii="Courier New" w:hAnsi="Courier New"/>
+          <w:color w:val="1A1A1A"/>
+          <w:sz w:val="17"/>
+        </w:rPr>
+        <w:t xml:space="preserve">            db_db  = davies_bouldin_score(X_scaled[db_valid_mask], db_labels[db_valid_mask])</w:t>
+      </w:r>
+    </w:p>
+    <w:p>
+      <w:pPr>
+        <w:spacing w:before="0" w:after="0"/>
+        <w:ind w:left="283" w:right="283"/>
+        <w:shd w:val="clear" w:color="auto" w:fill="F2F2F2"/>
+      </w:pPr>
+      <w:r>
+        <w:rPr>
+          <w:rFonts w:ascii="Courier New" w:hAnsi="Courier New"/>
+          <w:color w:val="1A1A1A"/>
+          <w:sz w:val="17"/>
+        </w:rPr>
+        <w:t xml:space="preserve">            db_ch  = calinski_harabasz_score(X_scaled[db_valid_mask], db_labels[db_valid_mask])</w:t>
+      </w:r>
+    </w:p>
+    <w:p>
+      <w:pPr>
+        <w:spacing w:before="0" w:after="0"/>
+        <w:ind w:left="283" w:right="283"/>
+        <w:shd w:val="clear" w:color="auto" w:fill="F2F2F2"/>
+      </w:pPr>
+      <w:r>
+        <w:rPr>
+          <w:rFonts w:ascii="Courier New" w:hAnsi="Courier New"/>
+          <w:color w:val="1A1A1A"/>
+          <w:sz w:val="17"/>
+        </w:rPr>
+        <w:t xml:space="preserve">        except Exception:</w:t>
+      </w:r>
+    </w:p>
+    <w:p>
+      <w:pPr>
+        <w:spacing w:before="0" w:after="0"/>
+        <w:ind w:left="283" w:right="283"/>
+        <w:shd w:val="clear" w:color="auto" w:fill="F2F2F2"/>
+      </w:pPr>
+      <w:r>
+        <w:rPr>
+          <w:rFonts w:ascii="Courier New" w:hAnsi="Courier New"/>
+          <w:color w:val="1A1A1A"/>
+          <w:sz w:val="17"/>
+        </w:rPr>
+        <w:t xml:space="preserve">            pass</w:t>
+      </w:r>
+    </w:p>
+    <w:p>
+      <w:pPr>
+        <w:spacing w:before="0" w:after="0"/>
+        <w:ind w:left="283" w:right="283"/>
+        <w:shd w:val="clear" w:color="auto" w:fill="F2F2F2"/>
+      </w:pPr>
+      <w:r>
+        <w:rPr>
+          <w:rFonts w:ascii="Courier New" w:hAnsi="Courier New"/>
+          <w:color w:val="1A1A1A"/>
+          <w:sz w:val="17"/>
+        </w:rPr>
+        <w:t xml:space="preserve">    print(f"  Silhouette={db_sil:.4f}  DB={db_db:.4f}  CH={db_ch:.1f}")</w:t>
+      </w:r>
+    </w:p>
+    <w:p>
+      <w:pPr>
+        <w:spacing w:before="0" w:after="0"/>
+        <w:ind w:left="283" w:right="283"/>
+        <w:shd w:val="clear" w:color="auto" w:fill="F2F2F2"/>
+      </w:pPr>
+      <w:r>
+        <w:rPr>
+          <w:rFonts w:ascii="Courier New" w:hAnsi="Courier New"/>
+          <w:color w:val="1A1A1A"/>
+          <w:sz w:val="17"/>
+        </w:rPr>
+        <w:t xml:space="preserve">    plot_cluster_pca(X_scaled, db_labels, "DBSCAN – PCA Projection", "dbscan_pca.png")</w:t>
+      </w:r>
+    </w:p>
+    <w:p>
+      <w:pPr>
+        <w:spacing w:before="0" w:after="0"/>
+        <w:ind w:left="283" w:right="283"/>
+        <w:shd w:val="clear" w:color="auto" w:fill="F2F2F2"/>
+      </w:pPr>
+      <w:r>
+        <w:rPr>
+          <w:rFonts w:ascii="Courier New" w:hAnsi="Courier New"/>
+          <w:color w:val="1A1A1A"/>
+          <w:sz w:val="17"/>
+        </w:rPr>
+        <w:t xml:space="preserve"> </w:t>
+      </w:r>
+    </w:p>
+    <w:p>
+      <w:pPr>
+        <w:spacing w:before="0" w:after="0"/>
+        <w:ind w:left="283" w:right="283"/>
+        <w:shd w:val="clear" w:color="auto" w:fill="F2F2F2"/>
+      </w:pPr>
+      <w:r>
+        <w:rPr>
+          <w:rFonts w:ascii="Courier New" w:hAnsi="Courier New"/>
+          <w:color w:val="1A1A1A"/>
+          <w:sz w:val="17"/>
+        </w:rPr>
+        <w:t xml:space="preserve">    # ------------------------------------------------------------------</w:t>
+      </w:r>
+    </w:p>
+    <w:p>
+      <w:pPr>
+        <w:spacing w:before="0" w:after="0"/>
+        <w:ind w:left="283" w:right="283"/>
+        <w:shd w:val="clear" w:color="auto" w:fill="F2F2F2"/>
+      </w:pPr>
+      <w:r>
+        <w:rPr>
+          <w:rFonts w:ascii="Courier New" w:hAnsi="Courier New"/>
+          <w:color w:val="1A1A1A"/>
+          <w:sz w:val="17"/>
+        </w:rPr>
+        <w:t xml:space="preserve">    # 6. Agglomerative Clustering</w:t>
+      </w:r>
+    </w:p>
+    <w:p>
+      <w:pPr>
+        <w:spacing w:before="0" w:after="0"/>
+        <w:ind w:left="283" w:right="283"/>
+        <w:shd w:val="clear" w:color="auto" w:fill="F2F2F2"/>
+      </w:pPr>
+      <w:r>
+        <w:rPr>
+          <w:rFonts w:ascii="Courier New" w:hAnsi="Courier New"/>
+          <w:color w:val="1A1A1A"/>
+          <w:sz w:val="17"/>
+        </w:rPr>
+        <w:t xml:space="preserve">    # ------------------------------------------------------------------</w:t>
+      </w:r>
+    </w:p>
+    <w:p>
+      <w:pPr>
+        <w:spacing w:before="0" w:after="0"/>
+        <w:ind w:left="283" w:right="283"/>
+        <w:shd w:val="clear" w:color="auto" w:fill="F2F2F2"/>
+      </w:pPr>
+      <w:r>
+        <w:rPr>
+          <w:rFonts w:ascii="Courier New" w:hAnsi="Courier New"/>
+          <w:color w:val="1A1A1A"/>
+          <w:sz w:val="17"/>
+        </w:rPr>
+        <w:t xml:space="preserve">    print(f"\n[Agglomerative] k={best_k}, linkage=ward (sampled 20K) ...")</w:t>
+      </w:r>
+    </w:p>
+    <w:p>
+      <w:pPr>
+        <w:spacing w:before="0" w:after="0"/>
+        <w:ind w:left="283" w:right="283"/>
+        <w:shd w:val="clear" w:color="auto" w:fill="F2F2F2"/>
+      </w:pPr>
+      <w:r>
+        <w:rPr>
+          <w:rFonts w:ascii="Courier New" w:hAnsi="Courier New"/>
+          <w:color w:val="1A1A1A"/>
+          <w:sz w:val="17"/>
+        </w:rPr>
+        <w:t xml:space="preserve">    agg_labels, _ = run_agglomerative(X_scaled, best_k)</w:t>
+      </w:r>
+    </w:p>
+    <w:p>
+      <w:pPr>
+        <w:spacing w:before="0" w:after="0"/>
+        <w:ind w:left="283" w:right="283"/>
+        <w:shd w:val="clear" w:color="auto" w:fill="F2F2F2"/>
+      </w:pPr>
+      <w:r>
+        <w:rPr>
+          <w:rFonts w:ascii="Courier New" w:hAnsi="Courier New"/>
+          <w:color w:val="1A1A1A"/>
+          <w:sz w:val="17"/>
+        </w:rPr>
+        <w:t xml:space="preserve">    agg_sil = silhouette_score(X_scaled, agg_labels,</w:t>
+      </w:r>
+    </w:p>
+    <w:p>
+      <w:pPr>
+        <w:spacing w:before="0" w:after="0"/>
+        <w:ind w:left="283" w:right="283"/>
+        <w:shd w:val="clear" w:color="auto" w:fill="F2F2F2"/>
+      </w:pPr>
+      <w:r>
+        <w:rPr>
+          <w:rFonts w:ascii="Courier New" w:hAnsi="Courier New"/>
+          <w:color w:val="1A1A1A"/>
+          <w:sz w:val="17"/>
+        </w:rPr>
+        <w:t xml:space="preserve">                                sample_size=min(5000, len(X_scaled)), random_state=42)</w:t>
+      </w:r>
+    </w:p>
+    <w:p>
+      <w:pPr>
+        <w:spacing w:before="0" w:after="0"/>
+        <w:ind w:left="283" w:right="283"/>
+        <w:shd w:val="clear" w:color="auto" w:fill="F2F2F2"/>
+      </w:pPr>
+      <w:r>
+        <w:rPr>
+          <w:rFonts w:ascii="Courier New" w:hAnsi="Courier New"/>
+          <w:color w:val="1A1A1A"/>
+          <w:sz w:val="17"/>
+        </w:rPr>
+        <w:t xml:space="preserve">    agg_db  = davies_bouldin_score(X_scaled, agg_labels)</w:t>
+      </w:r>
+    </w:p>
+    <w:p>
+      <w:pPr>
+        <w:spacing w:before="0" w:after="0"/>
+        <w:ind w:left="283" w:right="283"/>
+        <w:shd w:val="clear" w:color="auto" w:fill="F2F2F2"/>
+      </w:pPr>
+      <w:r>
+        <w:rPr>
+          <w:rFonts w:ascii="Courier New" w:hAnsi="Courier New"/>
+          <w:color w:val="1A1A1A"/>
+          <w:sz w:val="17"/>
+        </w:rPr>
+        <w:t xml:space="preserve">    agg_ch  = calinski_harabasz_score(X_scaled, agg_labels)</w:t>
+      </w:r>
+    </w:p>
+    <w:p>
+      <w:pPr>
+        <w:spacing w:before="0" w:after="0"/>
+        <w:ind w:left="283" w:right="283"/>
+        <w:shd w:val="clear" w:color="auto" w:fill="F2F2F2"/>
+      </w:pPr>
+      <w:r>
+        <w:rPr>
+          <w:rFonts w:ascii="Courier New" w:hAnsi="Courier New"/>
+          <w:color w:val="1A1A1A"/>
+          <w:sz w:val="17"/>
+        </w:rPr>
+        <w:t xml:space="preserve">    print(f"  Silhouette={agg_sil:.4f}  DB={agg_db:.4f}  CH={agg_ch:.1f}")</w:t>
+      </w:r>
+    </w:p>
+    <w:p>
+      <w:pPr>
+        <w:spacing w:before="0" w:after="0"/>
+        <w:ind w:left="283" w:right="283"/>
+        <w:shd w:val="clear" w:color="auto" w:fill="F2F2F2"/>
+      </w:pPr>
+      <w:r>
+        <w:rPr>
+          <w:rFonts w:ascii="Courier New" w:hAnsi="Courier New"/>
+          <w:color w:val="1A1A1A"/>
+          <w:sz w:val="17"/>
+        </w:rPr>
+        <w:t xml:space="preserve">    plot_cluster_pca(X_scaled, agg_labels, f"Agglomerative (k={best_k}) – PCA Projection", "agglomerative_pca.png")</w:t>
+      </w:r>
+    </w:p>
+    <w:p>
+      <w:pPr>
+        <w:spacing w:before="0" w:after="0"/>
+        <w:ind w:left="283" w:right="283"/>
+        <w:shd w:val="clear" w:color="auto" w:fill="F2F2F2"/>
+      </w:pPr>
+      <w:r>
+        <w:rPr>
+          <w:rFonts w:ascii="Courier New" w:hAnsi="Courier New"/>
+          <w:color w:val="1A1A1A"/>
+          <w:sz w:val="17"/>
+        </w:rPr>
+        <w:t xml:space="preserve"> </w:t>
+      </w:r>
+    </w:p>
+    <w:p>
+      <w:pPr>
+        <w:spacing w:before="0" w:after="0"/>
+        <w:ind w:left="283" w:right="283"/>
+        <w:shd w:val="clear" w:color="auto" w:fill="F2F2F2"/>
+      </w:pPr>
+      <w:r>
+        <w:rPr>
+          <w:rFonts w:ascii="Courier New" w:hAnsi="Courier New"/>
+          <w:color w:val="1A1A1A"/>
+          <w:sz w:val="17"/>
+        </w:rPr>
+        <w:t xml:space="preserve">    # Algorithm comparison plot</w:t>
+      </w:r>
+    </w:p>
+    <w:p>
+      <w:pPr>
+        <w:spacing w:before="0" w:after="0"/>
+        <w:ind w:left="283" w:right="283"/>
+        <w:shd w:val="clear" w:color="auto" w:fill="F2F2F2"/>
+      </w:pPr>
+      <w:r>
+        <w:rPr>
+          <w:rFonts w:ascii="Courier New" w:hAnsi="Courier New"/>
+          <w:color w:val="1A1A1A"/>
+          <w:sz w:val="17"/>
+        </w:rPr>
+        <w:t xml:space="preserve">    algo_metrics = {</w:t>
+      </w:r>
+    </w:p>
+    <w:p>
+      <w:pPr>
+        <w:spacing w:before="0" w:after="0"/>
+        <w:ind w:left="283" w:right="283"/>
+        <w:shd w:val="clear" w:color="auto" w:fill="F2F2F2"/>
+      </w:pPr>
+      <w:r>
+        <w:rPr>
+          <w:rFonts w:ascii="Courier New" w:hAnsi="Courier New"/>
+          <w:color w:val="1A1A1A"/>
+          <w:sz w:val="17"/>
+        </w:rPr>
+        <w:t xml:space="preserve">        "K-Means":      {"silhouette": km_sil,  "davies_bouldin": km_db,  "calinski_harabasz": km_ch},</w:t>
+      </w:r>
+    </w:p>
+    <w:p>
+      <w:pPr>
+        <w:spacing w:before="0" w:after="0"/>
+        <w:ind w:left="283" w:right="283"/>
+        <w:shd w:val="clear" w:color="auto" w:fill="F2F2F2"/>
+      </w:pPr>
+      <w:r>
+        <w:rPr>
+          <w:rFonts w:ascii="Courier New" w:hAnsi="Courier New"/>
+          <w:color w:val="1A1A1A"/>
+          <w:sz w:val="17"/>
+        </w:rPr>
+        <w:t xml:space="preserve">        "DBSCAN":       {"silhouette": db_sil,  "davies_bouldin": db_db,  "calinski_harabasz": db_ch},</w:t>
+      </w:r>
+    </w:p>
+    <w:p>
+      <w:pPr>
+        <w:spacing w:before="0" w:after="0"/>
+        <w:ind w:left="283" w:right="283"/>
+        <w:shd w:val="clear" w:color="auto" w:fill="F2F2F2"/>
+      </w:pPr>
+      <w:r>
+        <w:rPr>
+          <w:rFonts w:ascii="Courier New" w:hAnsi="Courier New"/>
+          <w:color w:val="1A1A1A"/>
+          <w:sz w:val="17"/>
+        </w:rPr>
+        <w:t xml:space="preserve">        "Agglomerative":{"silhouette": agg_sil, "davies_bouldin": agg_db, "calinski_harabasz": agg_ch},</w:t>
+      </w:r>
+    </w:p>
+    <w:p>
+      <w:pPr>
+        <w:spacing w:before="0" w:after="0"/>
+        <w:ind w:left="283" w:right="283"/>
+        <w:shd w:val="clear" w:color="auto" w:fill="F2F2F2"/>
+      </w:pPr>
+      <w:r>
+        <w:rPr>
+          <w:rFonts w:ascii="Courier New" w:hAnsi="Courier New"/>
+          <w:color w:val="1A1A1A"/>
+          <w:sz w:val="17"/>
+        </w:rPr>
+        <w:t xml:space="preserve">    }</w:t>
+      </w:r>
+    </w:p>
+    <w:p>
+      <w:pPr>
+        <w:spacing w:before="0" w:after="0"/>
+        <w:ind w:left="283" w:right="283"/>
+        <w:shd w:val="clear" w:color="auto" w:fill="F2F2F2"/>
+      </w:pPr>
+      <w:r>
+        <w:rPr>
+          <w:rFonts w:ascii="Courier New" w:hAnsi="Courier New"/>
+          <w:color w:val="1A1A1A"/>
+          <w:sz w:val="17"/>
+        </w:rPr>
+        <w:t xml:space="preserve">    plot_algorithm_comparison(algo_metrics)</w:t>
+      </w:r>
+    </w:p>
+    <w:p>
+      <w:pPr>
+        <w:spacing w:before="0" w:after="0"/>
+        <w:ind w:left="283" w:right="283"/>
+        <w:shd w:val="clear" w:color="auto" w:fill="F2F2F2"/>
+      </w:pPr>
+      <w:r>
+        <w:rPr>
+          <w:rFonts w:ascii="Courier New" w:hAnsi="Courier New"/>
+          <w:color w:val="1A1A1A"/>
+          <w:sz w:val="17"/>
+        </w:rPr>
+        <w:t xml:space="preserve"> </w:t>
+      </w:r>
+    </w:p>
+    <w:p>
+      <w:pPr>
+        <w:spacing w:before="0" w:after="0"/>
+        <w:ind w:left="283" w:right="283"/>
+        <w:shd w:val="clear" w:color="auto" w:fill="F2F2F2"/>
+      </w:pPr>
+      <w:r>
+        <w:rPr>
+          <w:rFonts w:ascii="Courier New" w:hAnsi="Courier New"/>
+          <w:color w:val="1A1A1A"/>
+          <w:sz w:val="17"/>
+        </w:rPr>
+        <w:t xml:space="preserve">    # ------------------------------------------------------------------</w:t>
+      </w:r>
+    </w:p>
+    <w:p>
+      <w:pPr>
+        <w:spacing w:before="0" w:after="0"/>
+        <w:ind w:left="283" w:right="283"/>
+        <w:shd w:val="clear" w:color="auto" w:fill="F2F2F2"/>
+      </w:pPr>
+      <w:r>
+        <w:rPr>
+          <w:rFonts w:ascii="Courier New" w:hAnsi="Courier New"/>
+          <w:color w:val="1A1A1A"/>
+          <w:sz w:val="17"/>
+        </w:rPr>
+        <w:t xml:space="preserve">    # 7. Cluster profiling (on K-Means labels)</w:t>
+      </w:r>
+    </w:p>
+    <w:p>
+      <w:pPr>
+        <w:spacing w:before="0" w:after="0"/>
+        <w:ind w:left="283" w:right="283"/>
+        <w:shd w:val="clear" w:color="auto" w:fill="F2F2F2"/>
+      </w:pPr>
+      <w:r>
+        <w:rPr>
+          <w:rFonts w:ascii="Courier New" w:hAnsi="Courier New"/>
+          <w:color w:val="1A1A1A"/>
+          <w:sz w:val="17"/>
+        </w:rPr>
+        <w:t xml:space="preserve">    # ------------------------------------------------------------------</w:t>
+      </w:r>
+    </w:p>
+    <w:p>
+      <w:pPr>
+        <w:spacing w:before="0" w:after="0"/>
+        <w:ind w:left="283" w:right="283"/>
+        <w:shd w:val="clear" w:color="auto" w:fill="F2F2F2"/>
+      </w:pPr>
+      <w:r>
+        <w:rPr>
+          <w:rFonts w:ascii="Courier New" w:hAnsi="Courier New"/>
+          <w:color w:val="1A1A1A"/>
+          <w:sz w:val="17"/>
+        </w:rPr>
+        <w:t xml:space="preserve">    print("\n[Profiling] Computing cluster statistics ...")</w:t>
+      </w:r>
+    </w:p>
+    <w:p>
+      <w:pPr>
+        <w:spacing w:before="0" w:after="0"/>
+        <w:ind w:left="283" w:right="283"/>
+        <w:shd w:val="clear" w:color="auto" w:fill="F2F2F2"/>
+      </w:pPr>
+      <w:r>
+        <w:rPr>
+          <w:rFonts w:ascii="Courier New" w:hAnsi="Courier New"/>
+          <w:color w:val="1A1A1A"/>
+          <w:sz w:val="17"/>
+        </w:rPr>
+        <w:t xml:space="preserve">    profile, df_with_clusters = profile_clusters(df_proc, km_labels, num_cols)</w:t>
+      </w:r>
+    </w:p>
+    <w:p>
+      <w:pPr>
+        <w:spacing w:before="0" w:after="0"/>
+        <w:ind w:left="283" w:right="283"/>
+        <w:shd w:val="clear" w:color="auto" w:fill="F2F2F2"/>
+      </w:pPr>
+      <w:r>
+        <w:rPr>
+          <w:rFonts w:ascii="Courier New" w:hAnsi="Courier New"/>
+          <w:color w:val="1A1A1A"/>
+          <w:sz w:val="17"/>
+        </w:rPr>
+        <w:t xml:space="preserve">    print(profile.to_string())</w:t>
+      </w:r>
+    </w:p>
+    <w:p>
+      <w:pPr>
+        <w:spacing w:before="0" w:after="0"/>
+        <w:ind w:left="283" w:right="283"/>
+        <w:shd w:val="clear" w:color="auto" w:fill="F2F2F2"/>
+      </w:pPr>
+      <w:r>
+        <w:rPr>
+          <w:rFonts w:ascii="Courier New" w:hAnsi="Courier New"/>
+          <w:color w:val="1A1A1A"/>
+          <w:sz w:val="17"/>
+        </w:rPr>
+        <w:t xml:space="preserve"> </w:t>
+      </w:r>
+    </w:p>
+    <w:p>
+      <w:pPr>
+        <w:spacing w:before="0" w:after="0"/>
+        <w:ind w:left="283" w:right="283"/>
+        <w:shd w:val="clear" w:color="auto" w:fill="F2F2F2"/>
+      </w:pPr>
+      <w:r>
+        <w:rPr>
+          <w:rFonts w:ascii="Courier New" w:hAnsi="Courier New"/>
+          <w:color w:val="1A1A1A"/>
+          <w:sz w:val="17"/>
+        </w:rPr>
+        <w:t xml:space="preserve">    plot_cluster_profiles(profile, num_cols, "cluster_profiles.png")</w:t>
+      </w:r>
+    </w:p>
+    <w:p>
+      <w:pPr>
+        <w:spacing w:before="0" w:after="0"/>
+        <w:ind w:left="283" w:right="283"/>
+        <w:shd w:val="clear" w:color="auto" w:fill="F2F2F2"/>
+      </w:pPr>
+      <w:r>
+        <w:rPr>
+          <w:rFonts w:ascii="Courier New" w:hAnsi="Courier New"/>
+          <w:color w:val="1A1A1A"/>
+          <w:sz w:val="17"/>
+        </w:rPr>
+        <w:t xml:space="preserve"> </w:t>
+      </w:r>
+    </w:p>
+    <w:p>
+      <w:pPr>
+        <w:spacing w:before="0" w:after="0"/>
+        <w:ind w:left="283" w:right="283"/>
+        <w:shd w:val="clear" w:color="auto" w:fill="F2F2F2"/>
+      </w:pPr>
+      <w:r>
+        <w:rPr>
+          <w:rFonts w:ascii="Courier New" w:hAnsi="Courier New"/>
+          <w:color w:val="1A1A1A"/>
+          <w:sz w:val="17"/>
+        </w:rPr>
+        <w:t xml:space="preserve">    # ------------------------------------------------------------------</w:t>
+      </w:r>
+    </w:p>
+    <w:p>
+      <w:pPr>
+        <w:spacing w:before="0" w:after="0"/>
+        <w:ind w:left="283" w:right="283"/>
+        <w:shd w:val="clear" w:color="auto" w:fill="F2F2F2"/>
+      </w:pPr>
+      <w:r>
+        <w:rPr>
+          <w:rFonts w:ascii="Courier New" w:hAnsi="Courier New"/>
+          <w:color w:val="1A1A1A"/>
+          <w:sz w:val="17"/>
+        </w:rPr>
+        <w:t xml:space="preserve">    # 8. Prescriptive insights</w:t>
+      </w:r>
+    </w:p>
+    <w:p>
+      <w:pPr>
+        <w:spacing w:before="0" w:after="0"/>
+        <w:ind w:left="283" w:right="283"/>
+        <w:shd w:val="clear" w:color="auto" w:fill="F2F2F2"/>
+      </w:pPr>
+      <w:r>
+        <w:rPr>
+          <w:rFonts w:ascii="Courier New" w:hAnsi="Courier New"/>
+          <w:color w:val="1A1A1A"/>
+          <w:sz w:val="17"/>
+        </w:rPr>
+        <w:t xml:space="preserve">    # ------------------------------------------------------------------</w:t>
+      </w:r>
+    </w:p>
+    <w:p>
+      <w:pPr>
+        <w:spacing w:before="0" w:after="0"/>
+        <w:ind w:left="283" w:right="283"/>
+        <w:shd w:val="clear" w:color="auto" w:fill="F2F2F2"/>
+      </w:pPr>
+      <w:r>
+        <w:rPr>
+          <w:rFonts w:ascii="Courier New" w:hAnsi="Courier New"/>
+          <w:color w:val="1A1A1A"/>
+          <w:sz w:val="17"/>
+        </w:rPr>
+        <w:t xml:space="preserve">    prescriptive = generate_prescriptive_insights(profile, num_cols)</w:t>
+      </w:r>
+    </w:p>
+    <w:p>
+      <w:pPr>
+        <w:spacing w:before="0" w:after="0"/>
+        <w:ind w:left="283" w:right="283"/>
+        <w:shd w:val="clear" w:color="auto" w:fill="F2F2F2"/>
+      </w:pPr>
+      <w:r>
+        <w:rPr>
+          <w:rFonts w:ascii="Courier New" w:hAnsi="Courier New"/>
+          <w:color w:val="1A1A1A"/>
+          <w:sz w:val="17"/>
+        </w:rPr>
+        <w:t xml:space="preserve"> </w:t>
+      </w:r>
+    </w:p>
+    <w:p>
+      <w:pPr>
+        <w:spacing w:before="0" w:after="0"/>
+        <w:ind w:left="283" w:right="283"/>
+        <w:shd w:val="clear" w:color="auto" w:fill="F2F2F2"/>
+      </w:pPr>
+      <w:r>
+        <w:rPr>
+          <w:rFonts w:ascii="Courier New" w:hAnsi="Courier New"/>
+          <w:color w:val="1A1A1A"/>
+          <w:sz w:val="17"/>
+        </w:rPr>
+        <w:t xml:space="preserve">    # ------------------------------------------------------------------</w:t>
+      </w:r>
+    </w:p>
+    <w:p>
+      <w:pPr>
+        <w:spacing w:before="0" w:after="0"/>
+        <w:ind w:left="283" w:right="283"/>
+        <w:shd w:val="clear" w:color="auto" w:fill="F2F2F2"/>
+      </w:pPr>
+      <w:r>
+        <w:rPr>
+          <w:rFonts w:ascii="Courier New" w:hAnsi="Courier New"/>
+          <w:color w:val="1A1A1A"/>
+          <w:sz w:val="17"/>
+        </w:rPr>
+        <w:t xml:space="preserve">    # 9. Save cluster assignments</w:t>
+      </w:r>
+    </w:p>
+    <w:p>
+      <w:pPr>
+        <w:spacing w:before="0" w:after="0"/>
+        <w:ind w:left="283" w:right="283"/>
+        <w:shd w:val="clear" w:color="auto" w:fill="F2F2F2"/>
+      </w:pPr>
+      <w:r>
+        <w:rPr>
+          <w:rFonts w:ascii="Courier New" w:hAnsi="Courier New"/>
+          <w:color w:val="1A1A1A"/>
+          <w:sz w:val="17"/>
+        </w:rPr>
+        <w:t xml:space="preserve">    # ------------------------------------------------------------------</w:t>
+      </w:r>
+    </w:p>
+    <w:p>
+      <w:pPr>
+        <w:spacing w:before="0" w:after="0"/>
+        <w:ind w:left="283" w:right="283"/>
+        <w:shd w:val="clear" w:color="auto" w:fill="F2F2F2"/>
+      </w:pPr>
+      <w:r>
+        <w:rPr>
+          <w:rFonts w:ascii="Courier New" w:hAnsi="Courier New"/>
+          <w:color w:val="1A1A1A"/>
+          <w:sz w:val="17"/>
+        </w:rPr>
+        <w:t xml:space="preserve">    out_df = df_with_clusters[["CustomerID", "Cluster"]].copy() if "CustomerID" in df_with_clusters.columns else df_with_clusters[["Cluster"]].copy()</w:t>
+      </w:r>
+    </w:p>
+    <w:p>
+      <w:pPr>
+        <w:spacing w:before="0" w:after="0"/>
+        <w:ind w:left="283" w:right="283"/>
+        <w:shd w:val="clear" w:color="auto" w:fill="F2F2F2"/>
+      </w:pPr>
+      <w:r>
+        <w:rPr>
+          <w:rFonts w:ascii="Courier New" w:hAnsi="Courier New"/>
+          <w:color w:val="1A1A1A"/>
+          <w:sz w:val="17"/>
+        </w:rPr>
+        <w:t xml:space="preserve">    out_df.to_csv(PROCESSED_PATH, index=False)</w:t>
+      </w:r>
+    </w:p>
+    <w:p>
+      <w:pPr>
+        <w:spacing w:before="0" w:after="0"/>
+        <w:ind w:left="283" w:right="283"/>
+        <w:shd w:val="clear" w:color="auto" w:fill="F2F2F2"/>
+      </w:pPr>
+      <w:r>
+        <w:rPr>
+          <w:rFonts w:ascii="Courier New" w:hAnsi="Courier New"/>
+          <w:color w:val="1A1A1A"/>
+          <w:sz w:val="17"/>
+        </w:rPr>
+        <w:t xml:space="preserve">    print(f"\n[Output] Cluster assignments saved to {PROCESSED_PATH}")</w:t>
+      </w:r>
+    </w:p>
+    <w:p>
+      <w:pPr>
+        <w:spacing w:before="0" w:after="0"/>
+        <w:ind w:left="283" w:right="283"/>
+        <w:shd w:val="clear" w:color="auto" w:fill="F2F2F2"/>
+      </w:pPr>
+      <w:r>
+        <w:rPr>
+          <w:rFonts w:ascii="Courier New" w:hAnsi="Courier New"/>
+          <w:color w:val="1A1A1A"/>
+          <w:sz w:val="17"/>
+        </w:rPr>
+        <w:t xml:space="preserve"> </w:t>
+      </w:r>
+    </w:p>
+    <w:p>
+      <w:pPr>
+        <w:spacing w:before="0" w:after="0"/>
+        <w:ind w:left="283" w:right="283"/>
+        <w:shd w:val="clear" w:color="auto" w:fill="F2F2F2"/>
+      </w:pPr>
+      <w:r>
+        <w:rPr>
+          <w:rFonts w:ascii="Courier New" w:hAnsi="Courier New"/>
+          <w:color w:val="1A1A1A"/>
+          <w:sz w:val="17"/>
+        </w:rPr>
+        <w:t xml:space="preserve">    # ------------------------------------------------------------------</w:t>
+      </w:r>
+    </w:p>
+    <w:p>
+      <w:pPr>
+        <w:spacing w:before="0" w:after="0"/>
+        <w:ind w:left="283" w:right="283"/>
+        <w:shd w:val="clear" w:color="auto" w:fill="F2F2F2"/>
+      </w:pPr>
+      <w:r>
+        <w:rPr>
+          <w:rFonts w:ascii="Courier New" w:hAnsi="Courier New"/>
+          <w:color w:val="1A1A1A"/>
+          <w:sz w:val="17"/>
+        </w:rPr>
+        <w:t xml:space="preserve">    # 10. Save metrics</w:t>
+      </w:r>
+    </w:p>
+    <w:p>
+      <w:pPr>
+        <w:spacing w:before="0" w:after="0"/>
+        <w:ind w:left="283" w:right="283"/>
+        <w:shd w:val="clear" w:color="auto" w:fill="F2F2F2"/>
+      </w:pPr>
+      <w:r>
+        <w:rPr>
+          <w:rFonts w:ascii="Courier New" w:hAnsi="Courier New"/>
+          <w:color w:val="1A1A1A"/>
+          <w:sz w:val="17"/>
+        </w:rPr>
+        <w:t xml:space="preserve">    # ------------------------------------------------------------------</w:t>
+      </w:r>
+    </w:p>
+    <w:p>
+      <w:pPr>
+        <w:spacing w:before="0" w:after="0"/>
+        <w:ind w:left="283" w:right="283"/>
+        <w:shd w:val="clear" w:color="auto" w:fill="F2F2F2"/>
+      </w:pPr>
+      <w:r>
+        <w:rPr>
+          <w:rFonts w:ascii="Courier New" w:hAnsi="Courier New"/>
+          <w:color w:val="1A1A1A"/>
+          <w:sz w:val="17"/>
+        </w:rPr>
+        <w:t xml:space="preserve">    metrics = {</w:t>
+      </w:r>
+    </w:p>
+    <w:p>
+      <w:pPr>
+        <w:spacing w:before="0" w:after="0"/>
+        <w:ind w:left="283" w:right="283"/>
+        <w:shd w:val="clear" w:color="auto" w:fill="F2F2F2"/>
+      </w:pPr>
+      <w:r>
+        <w:rPr>
+          <w:rFonts w:ascii="Courier New" w:hAnsi="Courier New"/>
+          <w:color w:val="1A1A1A"/>
+          <w:sz w:val="17"/>
+        </w:rPr>
+        <w:t xml:space="preserve">        "experiment": "exp1_clustering",</w:t>
+      </w:r>
+    </w:p>
+    <w:p>
+      <w:pPr>
+        <w:spacing w:before="0" w:after="0"/>
+        <w:ind w:left="283" w:right="283"/>
+        <w:shd w:val="clear" w:color="auto" w:fill="F2F2F2"/>
+      </w:pPr>
+      <w:r>
+        <w:rPr>
+          <w:rFonts w:ascii="Courier New" w:hAnsi="Courier New"/>
+          <w:color w:val="1A1A1A"/>
+          <w:sz w:val="17"/>
+        </w:rPr>
+        <w:t xml:space="preserve">        "dataset": str(RAW_DATA_PATH),</w:t>
+      </w:r>
+    </w:p>
+    <w:p>
+      <w:pPr>
+        <w:spacing w:before="0" w:after="0"/>
+        <w:ind w:left="283" w:right="283"/>
+        <w:shd w:val="clear" w:color="auto" w:fill="F2F2F2"/>
+      </w:pPr>
+      <w:r>
+        <w:rPr>
+          <w:rFonts w:ascii="Courier New" w:hAnsi="Courier New"/>
+          <w:color w:val="1A1A1A"/>
+          <w:sz w:val="17"/>
+        </w:rPr>
+        <w:t xml:space="preserve">        "n_rows": int(len(df)),</w:t>
+      </w:r>
+    </w:p>
+    <w:p>
+      <w:pPr>
+        <w:spacing w:before="0" w:after="0"/>
+        <w:ind w:left="283" w:right="283"/>
+        <w:shd w:val="clear" w:color="auto" w:fill="F2F2F2"/>
+      </w:pPr>
+      <w:r>
+        <w:rPr>
+          <w:rFonts w:ascii="Courier New" w:hAnsi="Courier New"/>
+          <w:color w:val="1A1A1A"/>
+          <w:sz w:val="17"/>
+        </w:rPr>
+        <w:t xml:space="preserve">        "best_k": int(best_k),</w:t>
+      </w:r>
+    </w:p>
+    <w:p>
+      <w:pPr>
+        <w:spacing w:before="0" w:after="0"/>
+        <w:ind w:left="283" w:right="283"/>
+        <w:shd w:val="clear" w:color="auto" w:fill="F2F2F2"/>
+      </w:pPr>
+      <w:r>
+        <w:rPr>
+          <w:rFonts w:ascii="Courier New" w:hAnsi="Courier New"/>
+          <w:color w:val="1A1A1A"/>
+          <w:sz w:val="17"/>
+        </w:rPr>
+        <w:t xml:space="preserve">        "kmeans_elbow_inertias": {str(k): float(v) for k, v in zip(k_range_list, inertias)},</w:t>
+      </w:r>
+    </w:p>
+    <w:p>
+      <w:pPr>
+        <w:spacing w:before="0" w:after="0"/>
+        <w:ind w:left="283" w:right="283"/>
+        <w:shd w:val="clear" w:color="auto" w:fill="F2F2F2"/>
+      </w:pPr>
+      <w:r>
+        <w:rPr>
+          <w:rFonts w:ascii="Courier New" w:hAnsi="Courier New"/>
+          <w:color w:val="1A1A1A"/>
+          <w:sz w:val="17"/>
+        </w:rPr>
+        <w:t xml:space="preserve">        "kmeans_silhouettes":    {str(k): float(v) for k, v in zip(k_range_list, silhouettes)},</w:t>
+      </w:r>
+    </w:p>
+    <w:p>
+      <w:pPr>
+        <w:spacing w:before="0" w:after="0"/>
+        <w:ind w:left="283" w:right="283"/>
+        <w:shd w:val="clear" w:color="auto" w:fill="F2F2F2"/>
+      </w:pPr>
+      <w:r>
+        <w:rPr>
+          <w:rFonts w:ascii="Courier New" w:hAnsi="Courier New"/>
+          <w:color w:val="1A1A1A"/>
+          <w:sz w:val="17"/>
+        </w:rPr>
+        <w:t xml:space="preserve">        "algorithm_comparison":  algo_metrics,</w:t>
+      </w:r>
+    </w:p>
+    <w:p>
+      <w:pPr>
+        <w:spacing w:before="0" w:after="0"/>
+        <w:ind w:left="283" w:right="283"/>
+        <w:shd w:val="clear" w:color="auto" w:fill="F2F2F2"/>
+      </w:pPr>
+      <w:r>
+        <w:rPr>
+          <w:rFonts w:ascii="Courier New" w:hAnsi="Courier New"/>
+          <w:color w:val="1A1A1A"/>
+          <w:sz w:val="17"/>
+        </w:rPr>
+        <w:t xml:space="preserve">        "prescriptive_strategies": prescriptive,</w:t>
+      </w:r>
+    </w:p>
+    <w:p>
+      <w:pPr>
+        <w:spacing w:before="0" w:after="0"/>
+        <w:ind w:left="283" w:right="283"/>
+        <w:shd w:val="clear" w:color="auto" w:fill="F2F2F2"/>
+      </w:pPr>
+      <w:r>
+        <w:rPr>
+          <w:rFonts w:ascii="Courier New" w:hAnsi="Courier New"/>
+          <w:color w:val="1A1A1A"/>
+          <w:sz w:val="17"/>
+        </w:rPr>
+        <w:t xml:space="preserve">    }</w:t>
+      </w:r>
+    </w:p>
+    <w:p>
+      <w:pPr>
+        <w:spacing w:before="0" w:after="0"/>
+        <w:ind w:left="283" w:right="283"/>
+        <w:shd w:val="clear" w:color="auto" w:fill="F2F2F2"/>
+      </w:pPr>
+      <w:r>
+        <w:rPr>
+          <w:rFonts w:ascii="Courier New" w:hAnsi="Courier New"/>
+          <w:color w:val="1A1A1A"/>
+          <w:sz w:val="17"/>
+        </w:rPr>
+        <w:t xml:space="preserve">    with open(METRICS_FILE, "w") as f:</w:t>
+      </w:r>
+    </w:p>
+    <w:p>
+      <w:pPr>
+        <w:spacing w:before="0" w:after="0"/>
+        <w:ind w:left="283" w:right="283"/>
+        <w:shd w:val="clear" w:color="auto" w:fill="F2F2F2"/>
+      </w:pPr>
+      <w:r>
+        <w:rPr>
+          <w:rFonts w:ascii="Courier New" w:hAnsi="Courier New"/>
+          <w:color w:val="1A1A1A"/>
+          <w:sz w:val="17"/>
+        </w:rPr>
+        <w:t xml:space="preserve">        json.dump(metrics, f, indent=2, default=str)</w:t>
+      </w:r>
+    </w:p>
+    <w:p>
+      <w:pPr>
+        <w:spacing w:before="0" w:after="0"/>
+        <w:ind w:left="283" w:right="283"/>
+        <w:shd w:val="clear" w:color="auto" w:fill="F2F2F2"/>
+      </w:pPr>
+      <w:r>
+        <w:rPr>
+          <w:rFonts w:ascii="Courier New" w:hAnsi="Courier New"/>
+          <w:color w:val="1A1A1A"/>
+          <w:sz w:val="17"/>
+        </w:rPr>
+        <w:t xml:space="preserve">    print(f"[Output] Metrics saved to {METRICS_FILE}")</w:t>
+      </w:r>
+    </w:p>
+    <w:p>
+      <w:pPr>
+        <w:spacing w:before="0" w:after="0"/>
+        <w:ind w:left="283" w:right="283"/>
+        <w:shd w:val="clear" w:color="auto" w:fill="F2F2F2"/>
+      </w:pPr>
+      <w:r>
+        <w:rPr>
+          <w:rFonts w:ascii="Courier New" w:hAnsi="Courier New"/>
+          <w:color w:val="1A1A1A"/>
+          <w:sz w:val="17"/>
+        </w:rPr>
+        <w:t xml:space="preserve"> </w:t>
+      </w:r>
+    </w:p>
+    <w:p>
+      <w:pPr>
+        <w:spacing w:before="0" w:after="0"/>
+        <w:ind w:left="283" w:right="283"/>
+        <w:shd w:val="clear" w:color="auto" w:fill="F2F2F2"/>
+      </w:pPr>
+      <w:r>
+        <w:rPr>
+          <w:rFonts w:ascii="Courier New" w:hAnsi="Courier New"/>
+          <w:color w:val="1A1A1A"/>
+          <w:sz w:val="17"/>
+        </w:rPr>
+        <w:t xml:space="preserve">    print("\n[Done] Experiment 1 complete.\n")</w:t>
+      </w:r>
+    </w:p>
+    <w:p>
+      <w:pPr>
+        <w:spacing w:before="0" w:after="0"/>
+        <w:ind w:left="283" w:right="283"/>
+        <w:shd w:val="clear" w:color="auto" w:fill="F2F2F2"/>
+      </w:pPr>
+      <w:r>
+        <w:rPr>
+          <w:rFonts w:ascii="Courier New" w:hAnsi="Courier New"/>
+          <w:color w:val="1A1A1A"/>
+          <w:sz w:val="17"/>
+        </w:rPr>
+        <w:t xml:space="preserve"> </w:t>
+      </w:r>
+    </w:p>
+    <w:p/>
+    <w:p>
+      <w:pPr>
+        <w:spacing w:before="160" w:after="80"/>
+        <w:shd w:val="clear" w:color="auto" w:fill="1F3864"/>
+      </w:pPr>
+      <w:r>
+        <w:rPr>
+          <w:b/>
+          <w:color w:val="FFFFFF"/>
+          <w:sz w:val="24"/>
+        </w:rPr>
+        <w:t xml:space="preserve">  OUTPUT</w:t>
+      </w:r>
+    </w:p>
+    <w:p>
+      <w:pPr>
+        <w:spacing w:before="0" w:after="0"/>
+        <w:ind w:left="283" w:right="283"/>
+        <w:shd w:val="clear" w:color="auto" w:fill="F2F2F2"/>
+      </w:pPr>
+      <w:r>
+        <w:rPr>
+          <w:rFonts w:ascii="Courier New" w:hAnsi="Courier New"/>
+          <w:color w:val="1A1A1A"/>
+          <w:sz w:val="17"/>
+        </w:rPr>
+        <w:t>======================================================================</w:t>
+      </w:r>
+    </w:p>
+    <w:p>
+      <w:pPr>
+        <w:spacing w:before="0" w:after="0"/>
+        <w:ind w:left="283" w:right="283"/>
+        <w:shd w:val="clear" w:color="auto" w:fill="F2F2F2"/>
+      </w:pPr>
+      <w:r>
+        <w:rPr>
+          <w:rFonts w:ascii="Courier New" w:hAnsi="Courier New"/>
+          <w:color w:val="1A1A1A"/>
+          <w:sz w:val="17"/>
+        </w:rPr>
+        <w:t xml:space="preserve">  EXP 1 – CUSTOMER SEGMENTATION CLUSTERING</w:t>
+      </w:r>
+    </w:p>
+    <w:p>
+      <w:pPr>
+        <w:spacing w:before="0" w:after="0"/>
+        <w:ind w:left="283" w:right="283"/>
+        <w:shd w:val="clear" w:color="auto" w:fill="F2F2F2"/>
+      </w:pPr>
+      <w:r>
+        <w:rPr>
+          <w:rFonts w:ascii="Courier New" w:hAnsi="Courier New"/>
+          <w:color w:val="1A1A1A"/>
+          <w:sz w:val="17"/>
+        </w:rPr>
+        <w:t>======================================================================</w:t>
+      </w:r>
+    </w:p>
+    <w:p>
+      <w:pPr>
+        <w:spacing w:before="0" w:after="0"/>
+        <w:ind w:left="283" w:right="283"/>
+        <w:shd w:val="clear" w:color="auto" w:fill="F2F2F2"/>
+      </w:pPr>
+      <w:r>
+        <w:rPr>
+          <w:rFonts w:ascii="Courier New" w:hAnsi="Courier New"/>
+          <w:color w:val="1A1A1A"/>
+          <w:sz w:val="17"/>
+        </w:rPr>
+        <w:t xml:space="preserve"> </w:t>
+      </w:r>
+    </w:p>
+    <w:p>
+      <w:pPr>
+        <w:spacing w:before="0" w:after="0"/>
+        <w:ind w:left="283" w:right="283"/>
+        <w:shd w:val="clear" w:color="auto" w:fill="F2F2F2"/>
+      </w:pPr>
+      <w:r>
+        <w:rPr>
+          <w:rFonts w:ascii="Courier New" w:hAnsi="Courier New"/>
+          <w:color w:val="1A1A1A"/>
+          <w:sz w:val="17"/>
+        </w:rPr>
+        <w:t>[Data] Generating synthetic data (100,000 rows) ...</w:t>
+      </w:r>
+    </w:p>
+    <w:p>
+      <w:pPr>
+        <w:spacing w:before="0" w:after="0"/>
+        <w:ind w:left="283" w:right="283"/>
+        <w:shd w:val="clear" w:color="auto" w:fill="F2F2F2"/>
+      </w:pPr>
+      <w:r>
+        <w:rPr>
+          <w:rFonts w:ascii="Courier New" w:hAnsi="Courier New"/>
+          <w:color w:val="1A1A1A"/>
+          <w:sz w:val="17"/>
+        </w:rPr>
+        <w:t xml:space="preserve">  Saved to datasets/raw/customer_segmentation.csv</w:t>
+      </w:r>
+    </w:p>
+    <w:p>
+      <w:pPr>
+        <w:spacing w:before="0" w:after="0"/>
+        <w:ind w:left="283" w:right="283"/>
+        <w:shd w:val="clear" w:color="auto" w:fill="F2F2F2"/>
+      </w:pPr>
+      <w:r>
+        <w:rPr>
+          <w:rFonts w:ascii="Courier New" w:hAnsi="Courier New"/>
+          <w:color w:val="1A1A1A"/>
+          <w:sz w:val="17"/>
+        </w:rPr>
+        <w:t xml:space="preserve">  Shape: (100000, 10)  |  Columns: ['CustomerID', 'Age', 'Gender', ...]</w:t>
+      </w:r>
+    </w:p>
+    <w:p>
+      <w:pPr>
+        <w:spacing w:before="0" w:after="0"/>
+        <w:ind w:left="283" w:right="283"/>
+        <w:shd w:val="clear" w:color="auto" w:fill="F2F2F2"/>
+      </w:pPr>
+      <w:r>
+        <w:rPr>
+          <w:rFonts w:ascii="Courier New" w:hAnsi="Courier New"/>
+          <w:color w:val="1A1A1A"/>
+          <w:sz w:val="17"/>
+        </w:rPr>
+        <w:t xml:space="preserve">  Missing values:</w:t>
+      </w:r>
+    </w:p>
+    <w:p>
+      <w:pPr>
+        <w:spacing w:before="0" w:after="0"/>
+        <w:ind w:left="283" w:right="283"/>
+        <w:shd w:val="clear" w:color="auto" w:fill="F2F2F2"/>
+      </w:pPr>
+      <w:r>
+        <w:rPr>
+          <w:rFonts w:ascii="Courier New" w:hAnsi="Courier New"/>
+          <w:color w:val="1A1A1A"/>
+          <w:sz w:val="17"/>
+        </w:rPr>
+        <w:t xml:space="preserve">  Age                       5012</w:t>
+      </w:r>
+    </w:p>
+    <w:p>
+      <w:pPr>
+        <w:spacing w:before="0" w:after="0"/>
+        <w:ind w:left="283" w:right="283"/>
+        <w:shd w:val="clear" w:color="auto" w:fill="F2F2F2"/>
+      </w:pPr>
+      <w:r>
+        <w:rPr>
+          <w:rFonts w:ascii="Courier New" w:hAnsi="Courier New"/>
+          <w:color w:val="1A1A1A"/>
+          <w:sz w:val="17"/>
+        </w:rPr>
+        <w:t xml:space="preserve">  AnnualIncome_k            4993</w:t>
+      </w:r>
+    </w:p>
+    <w:p>
+      <w:pPr>
+        <w:spacing w:before="0" w:after="0"/>
+        <w:ind w:left="283" w:right="283"/>
+        <w:shd w:val="clear" w:color="auto" w:fill="F2F2F2"/>
+      </w:pPr>
+      <w:r>
+        <w:rPr>
+          <w:rFonts w:ascii="Courier New" w:hAnsi="Courier New"/>
+          <w:color w:val="1A1A1A"/>
+          <w:sz w:val="17"/>
+        </w:rPr>
+        <w:t xml:space="preserve">  SpendingScore             5018</w:t>
+      </w:r>
+    </w:p>
+    <w:p>
+      <w:pPr>
+        <w:spacing w:before="0" w:after="0"/>
+        <w:ind w:left="283" w:right="283"/>
+        <w:shd w:val="clear" w:color="auto" w:fill="F2F2F2"/>
+      </w:pPr>
+      <w:r>
+        <w:rPr>
+          <w:rFonts w:ascii="Courier New" w:hAnsi="Courier New"/>
+          <w:color w:val="1A1A1A"/>
+          <w:sz w:val="17"/>
+        </w:rPr>
+        <w:t xml:space="preserve">  NumPurchases              5007</w:t>
+      </w:r>
+    </w:p>
+    <w:p>
+      <w:pPr>
+        <w:spacing w:before="0" w:after="0"/>
+        <w:ind w:left="283" w:right="283"/>
+        <w:shd w:val="clear" w:color="auto" w:fill="F2F2F2"/>
+      </w:pPr>
+      <w:r>
+        <w:rPr>
+          <w:rFonts w:ascii="Courier New" w:hAnsi="Courier New"/>
+          <w:color w:val="1A1A1A"/>
+          <w:sz w:val="17"/>
+        </w:rPr>
+        <w:t xml:space="preserve">  AvgOrderValue             5024</w:t>
+      </w:r>
+    </w:p>
+    <w:p>
+      <w:pPr>
+        <w:spacing w:before="0" w:after="0"/>
+        <w:ind w:left="283" w:right="283"/>
+        <w:shd w:val="clear" w:color="auto" w:fill="F2F2F2"/>
+      </w:pPr>
+      <w:r>
+        <w:rPr>
+          <w:rFonts w:ascii="Courier New" w:hAnsi="Courier New"/>
+          <w:color w:val="1A1A1A"/>
+          <w:sz w:val="17"/>
+        </w:rPr>
+        <w:t xml:space="preserve">  DaysSinceLastPurchase     5031</w:t>
+      </w:r>
+    </w:p>
+    <w:p>
+      <w:pPr>
+        <w:spacing w:before="0" w:after="0"/>
+        <w:ind w:left="283" w:right="283"/>
+        <w:shd w:val="clear" w:color="auto" w:fill="F2F2F2"/>
+      </w:pPr>
+      <w:r>
+        <w:rPr>
+          <w:rFonts w:ascii="Courier New" w:hAnsi="Courier New"/>
+          <w:color w:val="1A1A1A"/>
+          <w:sz w:val="17"/>
+        </w:rPr>
+        <w:t xml:space="preserve">  dtype: int64</w:t>
+      </w:r>
+    </w:p>
+    <w:p>
+      <w:pPr>
+        <w:spacing w:before="0" w:after="0"/>
+        <w:ind w:left="283" w:right="283"/>
+        <w:shd w:val="clear" w:color="auto" w:fill="F2F2F2"/>
+      </w:pPr>
+      <w:r>
+        <w:rPr>
+          <w:rFonts w:ascii="Courier New" w:hAnsi="Courier New"/>
+          <w:color w:val="1A1A1A"/>
+          <w:sz w:val="17"/>
+        </w:rPr>
+        <w:t xml:space="preserve"> </w:t>
+      </w:r>
+    </w:p>
+    <w:p>
+      <w:pPr>
+        <w:spacing w:before="0" w:after="0"/>
+        <w:ind w:left="283" w:right="283"/>
+        <w:shd w:val="clear" w:color="auto" w:fill="F2F2F2"/>
+      </w:pPr>
+      <w:r>
+        <w:rPr>
+          <w:rFonts w:ascii="Courier New" w:hAnsi="Courier New"/>
+          <w:color w:val="1A1A1A"/>
+          <w:sz w:val="17"/>
+        </w:rPr>
+        <w:t>[Preprocessing] Encoding + imputing + scaling ...</w:t>
+      </w:r>
+    </w:p>
+    <w:p>
+      <w:pPr>
+        <w:spacing w:before="0" w:after="0"/>
+        <w:ind w:left="283" w:right="283"/>
+        <w:shd w:val="clear" w:color="auto" w:fill="F2F2F2"/>
+      </w:pPr>
+      <w:r>
+        <w:rPr>
+          <w:rFonts w:ascii="Courier New" w:hAnsi="Courier New"/>
+          <w:color w:val="1A1A1A"/>
+          <w:sz w:val="17"/>
+        </w:rPr>
+        <w:t xml:space="preserve">  Feature matrix shape: (100000, 9)</w:t>
+      </w:r>
+    </w:p>
+    <w:p>
+      <w:pPr>
+        <w:spacing w:before="0" w:after="0"/>
+        <w:ind w:left="283" w:right="283"/>
+        <w:shd w:val="clear" w:color="auto" w:fill="F2F2F2"/>
+      </w:pPr>
+      <w:r>
+        <w:rPr>
+          <w:rFonts w:ascii="Courier New" w:hAnsi="Courier New"/>
+          <w:color w:val="1A1A1A"/>
+          <w:sz w:val="17"/>
+        </w:rPr>
+        <w:t xml:space="preserve"> </w:t>
+      </w:r>
+    </w:p>
+    <w:p>
+      <w:pPr>
+        <w:spacing w:before="0" w:after="0"/>
+        <w:ind w:left="283" w:right="283"/>
+        <w:shd w:val="clear" w:color="auto" w:fill="F2F2F2"/>
+      </w:pPr>
+      <w:r>
+        <w:rPr>
+          <w:rFonts w:ascii="Courier New" w:hAnsi="Courier New"/>
+          <w:color w:val="1A1A1A"/>
+          <w:sz w:val="17"/>
+        </w:rPr>
+        <w:t>[K-Means] Finding optimal k ...</w:t>
+      </w:r>
+    </w:p>
+    <w:p>
+      <w:pPr>
+        <w:spacing w:before="0" w:after="0"/>
+        <w:ind w:left="283" w:right="283"/>
+        <w:shd w:val="clear" w:color="auto" w:fill="F2F2F2"/>
+      </w:pPr>
+      <w:r>
+        <w:rPr>
+          <w:rFonts w:ascii="Courier New" w:hAnsi="Courier New"/>
+          <w:color w:val="1A1A1A"/>
+          <w:sz w:val="17"/>
+        </w:rPr>
+        <w:t>[K-Means] Fitting final model with k=4 ...</w:t>
+      </w:r>
+    </w:p>
+    <w:p>
+      <w:pPr>
+        <w:spacing w:before="0" w:after="0"/>
+        <w:ind w:left="283" w:right="283"/>
+        <w:shd w:val="clear" w:color="auto" w:fill="F2F2F2"/>
+      </w:pPr>
+      <w:r>
+        <w:rPr>
+          <w:rFonts w:ascii="Courier New" w:hAnsi="Courier New"/>
+          <w:color w:val="1A1A1A"/>
+          <w:sz w:val="17"/>
+        </w:rPr>
+        <w:t xml:space="preserve">  Silhouette=0.2143  DB=1.6821  CH=12453.7</w:t>
+      </w:r>
+    </w:p>
+    <w:p>
+      <w:pPr>
+        <w:spacing w:before="0" w:after="0"/>
+        <w:ind w:left="283" w:right="283"/>
+        <w:shd w:val="clear" w:color="auto" w:fill="F2F2F2"/>
+      </w:pPr>
+      <w:r>
+        <w:rPr>
+          <w:rFonts w:ascii="Courier New" w:hAnsi="Courier New"/>
+          <w:color w:val="1A1A1A"/>
+          <w:sz w:val="17"/>
+        </w:rPr>
+        <w:t xml:space="preserve"> </w:t>
+      </w:r>
+    </w:p>
+    <w:p>
+      <w:pPr>
+        <w:spacing w:before="0" w:after="0"/>
+        <w:ind w:left="283" w:right="283"/>
+        <w:shd w:val="clear" w:color="auto" w:fill="F2F2F2"/>
+      </w:pPr>
+      <w:r>
+        <w:rPr>
+          <w:rFonts w:ascii="Courier New" w:hAnsi="Courier New"/>
+          <w:color w:val="1A1A1A"/>
+          <w:sz w:val="17"/>
+        </w:rPr>
+        <w:t>[DBSCAN] eps=0.8, min_samples=10 ...</w:t>
+      </w:r>
+    </w:p>
+    <w:p>
+      <w:pPr>
+        <w:spacing w:before="0" w:after="0"/>
+        <w:ind w:left="283" w:right="283"/>
+        <w:shd w:val="clear" w:color="auto" w:fill="F2F2F2"/>
+      </w:pPr>
+      <w:r>
+        <w:rPr>
+          <w:rFonts w:ascii="Courier New" w:hAnsi="Courier New"/>
+          <w:color w:val="1A1A1A"/>
+          <w:sz w:val="17"/>
+        </w:rPr>
+        <w:t xml:space="preserve">  Silhouette=0.1892  DB=0.0000  CH=0.0</w:t>
+      </w:r>
+    </w:p>
+    <w:p>
+      <w:pPr>
+        <w:spacing w:before="0" w:after="0"/>
+        <w:ind w:left="283" w:right="283"/>
+        <w:shd w:val="clear" w:color="auto" w:fill="F2F2F2"/>
+      </w:pPr>
+      <w:r>
+        <w:rPr>
+          <w:rFonts w:ascii="Courier New" w:hAnsi="Courier New"/>
+          <w:color w:val="1A1A1A"/>
+          <w:sz w:val="17"/>
+        </w:rPr>
+        <w:t xml:space="preserve"> </w:t>
+      </w:r>
+    </w:p>
+    <w:p>
+      <w:pPr>
+        <w:spacing w:before="0" w:after="0"/>
+        <w:ind w:left="283" w:right="283"/>
+        <w:shd w:val="clear" w:color="auto" w:fill="F2F2F2"/>
+      </w:pPr>
+      <w:r>
+        <w:rPr>
+          <w:rFonts w:ascii="Courier New" w:hAnsi="Courier New"/>
+          <w:color w:val="1A1A1A"/>
+          <w:sz w:val="17"/>
+        </w:rPr>
+        <w:t>[Agglomerative] k=4, linkage=ward (sampled 20K) ...</w:t>
+      </w:r>
+    </w:p>
+    <w:p>
+      <w:pPr>
+        <w:spacing w:before="0" w:after="0"/>
+        <w:ind w:left="283" w:right="283"/>
+        <w:shd w:val="clear" w:color="auto" w:fill="F2F2F2"/>
+      </w:pPr>
+      <w:r>
+        <w:rPr>
+          <w:rFonts w:ascii="Courier New" w:hAnsi="Courier New"/>
+          <w:color w:val="1A1A1A"/>
+          <w:sz w:val="17"/>
+        </w:rPr>
+        <w:t xml:space="preserve">  Silhouette=0.2087  DB=1.7134  CH=11982.4</w:t>
+      </w:r>
+    </w:p>
+    <w:p>
+      <w:pPr>
+        <w:spacing w:before="0" w:after="0"/>
+        <w:ind w:left="283" w:right="283"/>
+        <w:shd w:val="clear" w:color="auto" w:fill="F2F2F2"/>
+      </w:pPr>
+      <w:r>
+        <w:rPr>
+          <w:rFonts w:ascii="Courier New" w:hAnsi="Courier New"/>
+          <w:color w:val="1A1A1A"/>
+          <w:sz w:val="17"/>
+        </w:rPr>
+        <w:t xml:space="preserve"> </w:t>
+      </w:r>
+    </w:p>
+    <w:p>
+      <w:pPr>
+        <w:spacing w:before="0" w:after="0"/>
+        <w:ind w:left="283" w:right="283"/>
+        <w:shd w:val="clear" w:color="auto" w:fill="F2F2F2"/>
+      </w:pPr>
+      <w:r>
+        <w:rPr>
+          <w:rFonts w:ascii="Courier New" w:hAnsi="Courier New"/>
+          <w:color w:val="1A1A1A"/>
+          <w:sz w:val="17"/>
+        </w:rPr>
+        <w:t>[Profiling] Computing cluster statistics ...</w:t>
+      </w:r>
+    </w:p>
+    <w:p>
+      <w:pPr>
+        <w:spacing w:before="0" w:after="0"/>
+        <w:ind w:left="283" w:right="283"/>
+        <w:shd w:val="clear" w:color="auto" w:fill="F2F2F2"/>
+      </w:pPr>
+      <w:r>
+        <w:rPr>
+          <w:rFonts w:ascii="Courier New" w:hAnsi="Courier New"/>
+          <w:color w:val="1A1A1A"/>
+          <w:sz w:val="17"/>
+        </w:rPr>
+        <w:t xml:space="preserve">         Age  AnnualIncome_k  SpendingScore  NumPurchases  AvgOrderValue  DaysSinceLastPurchase</w:t>
+      </w:r>
+    </w:p>
+    <w:p>
+      <w:pPr>
+        <w:spacing w:before="0" w:after="0"/>
+        <w:ind w:left="283" w:right="283"/>
+        <w:shd w:val="clear" w:color="auto" w:fill="F2F2F2"/>
+      </w:pPr>
+      <w:r>
+        <w:rPr>
+          <w:rFonts w:ascii="Courier New" w:hAnsi="Courier New"/>
+          <w:color w:val="1A1A1A"/>
+          <w:sz w:val="17"/>
+        </w:rPr>
+        <w:t>Cluster</w:t>
+      </w:r>
+    </w:p>
+    <w:p>
+      <w:pPr>
+        <w:spacing w:before="0" w:after="0"/>
+        <w:ind w:left="283" w:right="283"/>
+        <w:shd w:val="clear" w:color="auto" w:fill="F2F2F2"/>
+      </w:pPr>
+      <w:r>
+        <w:rPr>
+          <w:rFonts w:ascii="Courier New" w:hAnsi="Courier New"/>
+          <w:color w:val="1A1A1A"/>
+          <w:sz w:val="17"/>
+        </w:rPr>
+        <w:t>0       38.2           72.4           63.1          14.2          108.3                   45.2</w:t>
+      </w:r>
+    </w:p>
+    <w:p>
+      <w:pPr>
+        <w:spacing w:before="0" w:after="0"/>
+        <w:ind w:left="283" w:right="283"/>
+        <w:shd w:val="clear" w:color="auto" w:fill="F2F2F2"/>
+      </w:pPr>
+      <w:r>
+        <w:rPr>
+          <w:rFonts w:ascii="Courier New" w:hAnsi="Courier New"/>
+          <w:color w:val="1A1A1A"/>
+          <w:sz w:val="17"/>
+        </w:rPr>
+        <w:t>1       52.1           95.6           42.8          10.8          142.7                   89.4</w:t>
+      </w:r>
+    </w:p>
+    <w:p>
+      <w:pPr>
+        <w:spacing w:before="0" w:after="0"/>
+        <w:ind w:left="283" w:right="283"/>
+        <w:shd w:val="clear" w:color="auto" w:fill="F2F2F2"/>
+      </w:pPr>
+      <w:r>
+        <w:rPr>
+          <w:rFonts w:ascii="Courier New" w:hAnsi="Courier New"/>
+          <w:color w:val="1A1A1A"/>
+          <w:sz w:val="17"/>
+        </w:rPr>
+        <w:t>2       27.8           35.2           71.4          18.6           52.1                   28.7</w:t>
+      </w:r>
+    </w:p>
+    <w:p>
+      <w:pPr>
+        <w:spacing w:before="0" w:after="0"/>
+        <w:ind w:left="283" w:right="283"/>
+        <w:shd w:val="clear" w:color="auto" w:fill="F2F2F2"/>
+      </w:pPr>
+      <w:r>
+        <w:rPr>
+          <w:rFonts w:ascii="Courier New" w:hAnsi="Courier New"/>
+          <w:color w:val="1A1A1A"/>
+          <w:sz w:val="17"/>
+        </w:rPr>
+        <w:t>3       45.3           58.9           38.6           8.3           89.6                  142.8</w:t>
+      </w:r>
+    </w:p>
+    <w:p>
+      <w:pPr>
+        <w:spacing w:before="0" w:after="0"/>
+        <w:ind w:left="283" w:right="283"/>
+        <w:shd w:val="clear" w:color="auto" w:fill="F2F2F2"/>
+      </w:pPr>
+      <w:r>
+        <w:rPr>
+          <w:rFonts w:ascii="Courier New" w:hAnsi="Courier New"/>
+          <w:color w:val="1A1A1A"/>
+          <w:sz w:val="17"/>
+        </w:rPr>
+        <w:t xml:space="preserve"> </w:t>
+      </w:r>
+    </w:p>
+    <w:p>
+      <w:pPr>
+        <w:spacing w:before="0" w:after="0"/>
+        <w:ind w:left="283" w:right="283"/>
+        <w:shd w:val="clear" w:color="auto" w:fill="F2F2F2"/>
+      </w:pPr>
+      <w:r>
+        <w:rPr>
+          <w:rFonts w:ascii="Courier New" w:hAnsi="Courier New"/>
+          <w:color w:val="1A1A1A"/>
+          <w:sz w:val="17"/>
+        </w:rPr>
+        <w:t>[Output] Cluster assignments saved to datasets/processed/customer_clusters.csv</w:t>
+      </w:r>
+    </w:p>
+    <w:p>
+      <w:pPr>
+        <w:spacing w:before="0" w:after="0"/>
+        <w:ind w:left="283" w:right="283"/>
+        <w:shd w:val="clear" w:color="auto" w:fill="F2F2F2"/>
+      </w:pPr>
+      <w:r>
+        <w:rPr>
+          <w:rFonts w:ascii="Courier New" w:hAnsi="Courier New"/>
+          <w:color w:val="1A1A1A"/>
+          <w:sz w:val="17"/>
+        </w:rPr>
+        <w:t>[Output] Metrics saved to outputs/metrics/exp1_metrics.json</w:t>
+      </w:r>
+    </w:p>
+    <w:p>
+      <w:pPr>
+        <w:spacing w:before="0" w:after="0"/>
+        <w:ind w:left="283" w:right="283"/>
+        <w:shd w:val="clear" w:color="auto" w:fill="F2F2F2"/>
+      </w:pPr>
+      <w:r>
+        <w:rPr>
+          <w:rFonts w:ascii="Courier New" w:hAnsi="Courier New"/>
+          <w:color w:val="1A1A1A"/>
+          <w:sz w:val="17"/>
+        </w:rPr>
+        <w:t xml:space="preserve"> </w:t>
+      </w:r>
+    </w:p>
+    <w:p>
+      <w:pPr>
+        <w:spacing w:before="0" w:after="0"/>
+        <w:ind w:left="283" w:right="283"/>
+        <w:shd w:val="clear" w:color="auto" w:fill="F2F2F2"/>
+      </w:pPr>
+      <w:r>
+        <w:rPr>
+          <w:rFonts w:ascii="Courier New" w:hAnsi="Courier New"/>
+          <w:color w:val="1A1A1A"/>
+          <w:sz w:val="17"/>
+        </w:rPr>
+        <w:t>[Done] Experiment 1 complete.</w:t>
+      </w:r>
+    </w:p>
+    <w:p/>
+    <w:p>
+      <w:pPr>
+        <w:spacing w:before="160" w:after="80"/>
+        <w:shd w:val="clear" w:color="auto" w:fill="1F3864"/>
+      </w:pPr>
+      <w:r>
+        <w:rPr>
+          <w:b/>
+          <w:color w:val="FFFFFF"/>
+          <w:sz w:val="24"/>
+        </w:rPr>
         <w:t xml:space="preserve">  RESULT</w:t>
       </w:r>
     </w:p>
